--- a/SITP/DSA-Notes/M10a_Graphs_Traversal_Topo.docx
+++ b/SITP/DSA-Notes/M10a_Graphs_Traversal_Topo.docx
@@ -60,7 +60,7 @@
         </w:p>
       </w:sdtContent>
     </w:sdt>
-    <w:bookmarkStart w:id="51" w:name="X8075fc8922917bd74110767c96ffd6710e1db13"/>
+    <w:bookmarkStart w:id="61" w:name="X8075fc8922917bd74110767c96ffd6710e1db13"/>
     <w:p>
       <w:pPr>
         <w:pStyle w:val="Heading1"/>
@@ -896,7 +896,7 @@
     </w:p>
     <w:bookmarkEnd w:id="14"/>
     <w:bookmarkEnd w:id="15"/>
-    <w:bookmarkStart w:id="28" w:name="a.2-bfs-and-dfs-the-two-core-traversals"/>
+    <w:bookmarkStart w:id="32" w:name="a.2-bfs-and-dfs-the-two-core-traversals"/>
     <w:p>
       <w:pPr>
         <w:pStyle w:val="Heading2"/>
@@ -1494,7 +1494,797 @@
       </w:r>
     </w:p>
     <w:bookmarkEnd w:id="25"/>
-    <w:bookmarkStart w:id="26" w:name="mcqs-1"/>
+    <w:bookmarkStart w:id="26" w:name="X9d80bb2e157aa1e60d93606bf68d3b6df1e4214"/>
+    <w:p>
+      <w:pPr>
+        <w:pStyle w:val="Heading3"/>
+      </w:pPr>
+      <w:r>
+        <w:t xml:space="preserve">Worked trace — BFS and DFS on the same small graph</w:t>
+      </w:r>
+    </w:p>
+    <w:p>
+      <w:pPr>
+        <w:pStyle w:val="FirstParagraph"/>
+      </w:pPr>
+      <w:r>
+        <w:t xml:space="preserve">Take this undirected graph (neighbour lists kept in sorted order):</w:t>
+      </w:r>
+    </w:p>
+    <w:p>
+      <w:pPr>
+        <w:pStyle w:val="SourceCode"/>
+      </w:pPr>
+      <w:r>
+        <w:rPr>
+          <w:rStyle w:val="VerbatimChar"/>
+        </w:rPr>
+        <w:t xml:space="preserve">        A</w:t>
+      </w:r>
+      <w:r>
+        <w:br/>
+      </w:r>
+      <w:r>
+        <w:rPr>
+          <w:rStyle w:val="VerbatimChar"/>
+        </w:rPr>
+        <w:t xml:space="preserve">       / \</w:t>
+      </w:r>
+      <w:r>
+        <w:br/>
+      </w:r>
+      <w:r>
+        <w:rPr>
+          <w:rStyle w:val="VerbatimChar"/>
+        </w:rPr>
+        <w:t xml:space="preserve">      B   C</w:t>
+      </w:r>
+      <w:r>
+        <w:br/>
+      </w:r>
+      <w:r>
+        <w:rPr>
+          <w:rStyle w:val="VerbatimChar"/>
+        </w:rPr>
+        <w:t xml:space="preserve">     / \   \</w:t>
+      </w:r>
+      <w:r>
+        <w:br/>
+      </w:r>
+      <w:r>
+        <w:rPr>
+          <w:rStyle w:val="VerbatimChar"/>
+        </w:rPr>
+        <w:t xml:space="preserve">    D   E   F</w:t>
+      </w:r>
+      <w:r>
+        <w:br/>
+      </w:r>
+      <w:r>
+        <w:rPr>
+          <w:rStyle w:val="VerbatimChar"/>
+        </w:rPr>
+        <w:t xml:space="preserve">Adjacency: A:[B,C]  B:[A,D,E]  C:[A,F]  D:[B]  E:[B]  F:[C]</w:t>
+      </w:r>
+    </w:p>
+    <w:p>
+      <w:pPr>
+        <w:pStyle w:val="FirstParagraph"/>
+      </w:pPr>
+      <w:r>
+        <w:rPr>
+          <w:b/>
+          <w:bCs/>
+        </w:rPr>
+        <w:t xml:space="preserve">BFS from A</w:t>
+      </w:r>
+      <w:r>
+        <w:t xml:space="preserve"> </w:t>
+      </w:r>
+      <w:r>
+        <w:t xml:space="preserve">(queue, level by level):</w:t>
+      </w:r>
+    </w:p>
+    <w:p>
+      <w:pPr>
+        <w:pStyle w:val="SourceCode"/>
+      </w:pPr>
+      <w:r>
+        <w:rPr>
+          <w:rStyle w:val="VerbatimChar"/>
+        </w:rPr>
+        <w:t xml:space="preserve">step  pop  queue after         visited</w:t>
+      </w:r>
+      <w:r>
+        <w:br/>
+      </w:r>
+      <w:r>
+        <w:rPr>
+          <w:rStyle w:val="VerbatimChar"/>
+        </w:rPr>
+        <w:t xml:space="preserve"> 1     A   [B, C]              A B C</w:t>
+      </w:r>
+      <w:r>
+        <w:br/>
+      </w:r>
+      <w:r>
+        <w:rPr>
+          <w:rStyle w:val="VerbatimChar"/>
+        </w:rPr>
+        <w:t xml:space="preserve"> 2     B   [C, D, E]           A B C D E</w:t>
+      </w:r>
+      <w:r>
+        <w:br/>
+      </w:r>
+      <w:r>
+        <w:rPr>
+          <w:rStyle w:val="VerbatimChar"/>
+        </w:rPr>
+        <w:t xml:space="preserve"> 3     C   [D, E, F]           A B C D E F</w:t>
+      </w:r>
+      <w:r>
+        <w:br/>
+      </w:r>
+      <w:r>
+        <w:rPr>
+          <w:rStyle w:val="VerbatimChar"/>
+        </w:rPr>
+        <w:t xml:space="preserve"> 4     D   [E, F]              (no new)</w:t>
+      </w:r>
+      <w:r>
+        <w:br/>
+      </w:r>
+      <w:r>
+        <w:rPr>
+          <w:rStyle w:val="VerbatimChar"/>
+        </w:rPr>
+        <w:t xml:space="preserve"> 5     E   [F]                 (no new)</w:t>
+      </w:r>
+      <w:r>
+        <w:br/>
+      </w:r>
+      <w:r>
+        <w:rPr>
+          <w:rStyle w:val="VerbatimChar"/>
+        </w:rPr>
+        <w:t xml:space="preserve"> 6     F   []                  done</w:t>
+      </w:r>
+      <w:r>
+        <w:br/>
+      </w:r>
+      <w:r>
+        <w:rPr>
+          <w:rStyle w:val="VerbatimChar"/>
+        </w:rPr>
+        <w:t xml:space="preserve">BFS visit order: A B C D E F     (level 0: A | level 1: B C | level 2: D E F)</w:t>
+      </w:r>
+    </w:p>
+    <w:p>
+      <w:pPr>
+        <w:pStyle w:val="FirstParagraph"/>
+      </w:pPr>
+      <w:r>
+        <w:rPr>
+          <w:b/>
+          <w:bCs/>
+        </w:rPr>
+        <w:t xml:space="preserve">DFS from A</w:t>
+      </w:r>
+      <w:r>
+        <w:t xml:space="preserve"> </w:t>
+      </w:r>
+      <w:r>
+        <w:t xml:space="preserve">(recursion, first-unvisited neighbour first):</w:t>
+      </w:r>
+    </w:p>
+    <w:p>
+      <w:pPr>
+        <w:pStyle w:val="SourceCode"/>
+      </w:pPr>
+      <w:r>
+        <w:rPr>
+          <w:rStyle w:val="VerbatimChar"/>
+        </w:rPr>
+        <w:t xml:space="preserve">enter A -&gt; enter B -&gt; enter D (dead end, back to B)</w:t>
+      </w:r>
+      <w:r>
+        <w:br/>
+      </w:r>
+      <w:r>
+        <w:rPr>
+          <w:rStyle w:val="VerbatimChar"/>
+        </w:rPr>
+        <w:t xml:space="preserve">        -&gt; enter E (dead end, back to B, back to A)</w:t>
+      </w:r>
+      <w:r>
+        <w:br/>
+      </w:r>
+      <w:r>
+        <w:rPr>
+          <w:rStyle w:val="VerbatimChar"/>
+        </w:rPr>
+        <w:t xml:space="preserve">        -&gt; enter C -&gt; enter F (dead end)</w:t>
+      </w:r>
+      <w:r>
+        <w:br/>
+      </w:r>
+      <w:r>
+        <w:rPr>
+          <w:rStyle w:val="VerbatimChar"/>
+        </w:rPr>
+        <w:t xml:space="preserve">DFS visit order: A B D E C F</w:t>
+      </w:r>
+    </w:p>
+    <w:p>
+      <w:pPr>
+        <w:pStyle w:val="BlockText"/>
+      </w:pPr>
+      <w:r>
+        <w:rPr>
+          <w:b/>
+          <w:bCs/>
+        </w:rPr>
+        <w:t xml:space="preserve">Memory hook:</w:t>
+      </w:r>
+      <w:r>
+        <w:t xml:space="preserve"> </w:t>
+      </w:r>
+      <w:r>
+        <w:t xml:space="preserve">BFS output is</w:t>
+      </w:r>
+      <w:r>
+        <w:t xml:space="preserve"> </w:t>
+      </w:r>
+      <w:r>
+        <w:rPr>
+          <w:b/>
+          <w:bCs/>
+        </w:rPr>
+        <w:t xml:space="preserve">wide</w:t>
+      </w:r>
+      <w:r>
+        <w:t xml:space="preserve"> </w:t>
+      </w:r>
+      <w:r>
+        <w:t xml:space="preserve">(siblings together); DFS output is</w:t>
+      </w:r>
+      <w:r>
+        <w:t xml:space="preserve"> </w:t>
+      </w:r>
+      <w:r>
+        <w:rPr>
+          <w:b/>
+          <w:bCs/>
+        </w:rPr>
+        <w:t xml:space="preserve">deep</w:t>
+      </w:r>
+      <w:r>
+        <w:t xml:space="preserve"> </w:t>
+      </w:r>
+      <w:r>
+        <w:t xml:space="preserve">(one whole branch, then the next).</w:t>
+      </w:r>
+    </w:p>
+    <w:bookmarkEnd w:id="26"/>
+    <w:bookmarkStart w:id="27" w:name="cycle-detection-directed-vs-undirected"/>
+    <w:p>
+      <w:pPr>
+        <w:pStyle w:val="Heading3"/>
+      </w:pPr>
+      <w:r>
+        <w:t xml:space="preserve">Cycle detection: directed vs undirected</w:t>
+      </w:r>
+    </w:p>
+    <w:p>
+      <w:pPr>
+        <w:pStyle w:val="FirstParagraph"/>
+      </w:pPr>
+      <w:r>
+        <w:t xml:space="preserve">The rule differs by graph type — a classic GATE trap.</w:t>
+      </w:r>
+    </w:p>
+    <w:p>
+      <w:pPr>
+        <w:pStyle w:val="SourceCode"/>
+      </w:pPr>
+      <w:r>
+        <w:rPr>
+          <w:rStyle w:val="VerbatimChar"/>
+        </w:rPr>
+        <w:t xml:space="preserve">UNDIRECTED (DFS): a cycle exists if you meet an ALREADY-visited neighbour</w:t>
+      </w:r>
+      <w:r>
+        <w:br/>
+      </w:r>
+      <w:r>
+        <w:rPr>
+          <w:rStyle w:val="VerbatimChar"/>
+        </w:rPr>
+        <w:t xml:space="preserve">                  that is NOT the parent you came from.</w:t>
+      </w:r>
+      <w:r>
+        <w:br/>
+      </w:r>
+      <w:r>
+        <w:rPr>
+          <w:rStyle w:val="VerbatimChar"/>
+        </w:rPr>
+        <w:t xml:space="preserve">    dfs(u, parent):</w:t>
+      </w:r>
+      <w:r>
+        <w:br/>
+      </w:r>
+      <w:r>
+        <w:rPr>
+          <w:rStyle w:val="VerbatimChar"/>
+        </w:rPr>
+        <w:t xml:space="preserve">        visited[u] = true</w:t>
+      </w:r>
+      <w:r>
+        <w:br/>
+      </w:r>
+      <w:r>
+        <w:rPr>
+          <w:rStyle w:val="VerbatimChar"/>
+        </w:rPr>
+        <w:t xml:space="preserve">        for v in neighbours(u):</w:t>
+      </w:r>
+      <w:r>
+        <w:br/>
+      </w:r>
+      <w:r>
+        <w:rPr>
+          <w:rStyle w:val="VerbatimChar"/>
+        </w:rPr>
+        <w:t xml:space="preserve">            if not visited[v]: if dfs(v, u): return true</w:t>
+      </w:r>
+      <w:r>
+        <w:br/>
+      </w:r>
+      <w:r>
+        <w:rPr>
+          <w:rStyle w:val="VerbatimChar"/>
+        </w:rPr>
+        <w:t xml:space="preserve">            else if v != parent: return true      # back edge -&gt; cycle</w:t>
+      </w:r>
+      <w:r>
+        <w:br/>
+      </w:r>
+      <w:r>
+        <w:rPr>
+          <w:rStyle w:val="VerbatimChar"/>
+        </w:rPr>
+        <w:t xml:space="preserve">        return false</w:t>
+      </w:r>
+      <w:r>
+        <w:br/>
+      </w:r>
+      <w:r>
+        <w:br/>
+      </w:r>
+      <w:r>
+        <w:rPr>
+          <w:rStyle w:val="VerbatimChar"/>
+        </w:rPr>
+        <w:t xml:space="preserve">DIRECTED (DFS 3 colors): a cycle exists if you reach a node that is</w:t>
+      </w:r>
+      <w:r>
+        <w:br/>
+      </w:r>
+      <w:r>
+        <w:rPr>
+          <w:rStyle w:val="VerbatimChar"/>
+        </w:rPr>
+        <w:t xml:space="preserve">                  currently ON the recursion stack (GRAY).</w:t>
+      </w:r>
+      <w:r>
+        <w:br/>
+      </w:r>
+      <w:r>
+        <w:rPr>
+          <w:rStyle w:val="VerbatimChar"/>
+        </w:rPr>
+        <w:t xml:space="preserve">    WHITE = unvisited, GRAY = in progress (on stack), BLACK = finished</w:t>
+      </w:r>
+      <w:r>
+        <w:br/>
+      </w:r>
+      <w:r>
+        <w:rPr>
+          <w:rStyle w:val="VerbatimChar"/>
+        </w:rPr>
+        <w:t xml:space="preserve">    dfs(u):</w:t>
+      </w:r>
+      <w:r>
+        <w:br/>
+      </w:r>
+      <w:r>
+        <w:rPr>
+          <w:rStyle w:val="VerbatimChar"/>
+        </w:rPr>
+        <w:t xml:space="preserve">        color[u] = GRAY</w:t>
+      </w:r>
+      <w:r>
+        <w:br/>
+      </w:r>
+      <w:r>
+        <w:rPr>
+          <w:rStyle w:val="VerbatimChar"/>
+        </w:rPr>
+        <w:t xml:space="preserve">        for v in neighbours(u):</w:t>
+      </w:r>
+      <w:r>
+        <w:br/>
+      </w:r>
+      <w:r>
+        <w:rPr>
+          <w:rStyle w:val="VerbatimChar"/>
+        </w:rPr>
+        <w:t xml:space="preserve">            if color[v] == GRAY: return true       # back edge -&gt; cycle</w:t>
+      </w:r>
+      <w:r>
+        <w:br/>
+      </w:r>
+      <w:r>
+        <w:rPr>
+          <w:rStyle w:val="VerbatimChar"/>
+        </w:rPr>
+        <w:t xml:space="preserve">            if color[v] == WHITE and dfs(v): return true</w:t>
+      </w:r>
+      <w:r>
+        <w:br/>
+      </w:r>
+      <w:r>
+        <w:rPr>
+          <w:rStyle w:val="VerbatimChar"/>
+        </w:rPr>
+        <w:t xml:space="preserve">        color[u] = BLACK; return false</w:t>
+      </w:r>
+    </w:p>
+    <w:p>
+      <w:pPr>
+        <w:pStyle w:val="BlockText"/>
+      </w:pPr>
+      <w:r>
+        <w:rPr>
+          <w:b/>
+          <w:bCs/>
+        </w:rPr>
+        <w:t xml:space="preserve">Why undirected needs the</w:t>
+      </w:r>
+      <w:r>
+        <w:rPr>
+          <w:b/>
+          <w:bCs/>
+        </w:rPr>
+        <w:t xml:space="preserve"> </w:t>
+      </w:r>
+      <w:r>
+        <w:rPr>
+          <w:b/>
+          <w:bCs/>
+        </w:rPr>
+        <w:t xml:space="preserve">“not parent”</w:t>
+      </w:r>
+      <w:r>
+        <w:rPr>
+          <w:b/>
+          <w:bCs/>
+        </w:rPr>
+        <w:t xml:space="preserve"> </w:t>
+      </w:r>
+      <w:r>
+        <w:rPr>
+          <w:b/>
+          <w:bCs/>
+        </w:rPr>
+        <w:t xml:space="preserve">check:</w:t>
+      </w:r>
+      <w:r>
+        <w:t xml:space="preserve"> </w:t>
+      </w:r>
+      <w:r>
+        <w:t xml:space="preserve">the edge u–v shows up in both</w:t>
+      </w:r>
+      <w:r>
+        <w:t xml:space="preserve"> </w:t>
+      </w:r>
+      <w:r>
+        <w:t xml:space="preserve">lists, so seeing your own parent again is normal, not a cycle. In a</w:t>
+      </w:r>
+      <w:r>
+        <w:t xml:space="preserve"> </w:t>
+      </w:r>
+      <w:r>
+        <w:rPr>
+          <w:b/>
+          <w:bCs/>
+        </w:rPr>
+        <w:t xml:space="preserve">directed</w:t>
+      </w:r>
+      <w:r>
+        <w:t xml:space="preserve"> </w:t>
+      </w:r>
+      <w:r>
+        <w:t xml:space="preserve">graph edges are one-way, so</w:t>
+      </w:r>
+      <w:r>
+        <w:t xml:space="preserve"> </w:t>
+      </w:r>
+      <w:r>
+        <w:t xml:space="preserve">“parent”</w:t>
+      </w:r>
+      <w:r>
+        <w:t xml:space="preserve"> </w:t>
+      </w:r>
+      <w:r>
+        <w:t xml:space="preserve">does not apply — you track the</w:t>
+      </w:r>
+      <w:r>
+        <w:t xml:space="preserve"> </w:t>
+      </w:r>
+      <w:r>
+        <w:rPr>
+          <w:i/>
+          <w:iCs/>
+        </w:rPr>
+        <w:t xml:space="preserve">stack</w:t>
+      </w:r>
+      <w:r>
+        <w:t xml:space="preserve"> </w:t>
+      </w:r>
+      <w:r>
+        <w:t xml:space="preserve">instead. (Union-Find also detects undirected cycles: an edge whose two ends</w:t>
+      </w:r>
+      <w:r>
+        <w:t xml:space="preserve"> </w:t>
+      </w:r>
+      <w:r>
+        <w:t xml:space="preserve">already share a root closes a cycle.)</w:t>
+      </w:r>
+    </w:p>
+    <w:bookmarkEnd w:id="27"/>
+    <w:bookmarkStart w:id="28" w:name="connected-components-count-the-pieces"/>
+    <w:p>
+      <w:pPr>
+        <w:pStyle w:val="Heading3"/>
+      </w:pPr>
+      <w:r>
+        <w:t xml:space="preserve">Connected components (count the pieces)</w:t>
+      </w:r>
+    </w:p>
+    <w:p>
+      <w:pPr>
+        <w:pStyle w:val="FirstParagraph"/>
+      </w:pPr>
+      <w:r>
+        <w:t xml:space="preserve">Run DFS/BFS from every still-unvisited node; each fresh start is one component.</w:t>
+      </w:r>
+    </w:p>
+    <w:p>
+      <w:pPr>
+        <w:pStyle w:val="SourceCode"/>
+      </w:pPr>
+      <w:r>
+        <w:rPr>
+          <w:rStyle w:val="VerbatimChar"/>
+        </w:rPr>
+        <w:t xml:space="preserve">count = 0</w:t>
+      </w:r>
+      <w:r>
+        <w:br/>
+      </w:r>
+      <w:r>
+        <w:rPr>
+          <w:rStyle w:val="VerbatimChar"/>
+        </w:rPr>
+        <w:t xml:space="preserve">for u in all nodes:</w:t>
+      </w:r>
+      <w:r>
+        <w:br/>
+      </w:r>
+      <w:r>
+        <w:rPr>
+          <w:rStyle w:val="VerbatimChar"/>
+        </w:rPr>
+        <w:t xml:space="preserve">    if not visited[u]: count++; dfs(u)   # or bfs(u)</w:t>
+      </w:r>
+      <w:r>
+        <w:br/>
+      </w:r>
+      <w:r>
+        <w:rPr>
+          <w:rStyle w:val="VerbatimChar"/>
+        </w:rPr>
+        <w:t xml:space="preserve"># count = number of connected components         Time O(V+E)</w:t>
+      </w:r>
+    </w:p>
+    <w:bookmarkEnd w:id="28"/>
+    <w:bookmarkStart w:id="29" w:name="bipartite-check-2-coloring"/>
+    <w:p>
+      <w:pPr>
+        <w:pStyle w:val="Heading3"/>
+      </w:pPr>
+      <w:r>
+        <w:t xml:space="preserve">Bipartite check (2-coloring)</w:t>
+      </w:r>
+    </w:p>
+    <w:p>
+      <w:pPr>
+        <w:pStyle w:val="FirstParagraph"/>
+      </w:pPr>
+      <w:r>
+        <w:t xml:space="preserve">A graph is</w:t>
+      </w:r>
+      <w:r>
+        <w:t xml:space="preserve"> </w:t>
+      </w:r>
+      <w:r>
+        <w:rPr>
+          <w:b/>
+          <w:bCs/>
+        </w:rPr>
+        <w:t xml:space="preserve">bipartite</w:t>
+      </w:r>
+      <w:r>
+        <w:t xml:space="preserve"> </w:t>
+      </w:r>
+      <w:r>
+        <w:t xml:space="preserve">if you can 2-color it so no edge joins same-color nodes</w:t>
+      </w:r>
+      <w:r>
+        <w:t xml:space="preserve"> </w:t>
+      </w:r>
+      <w:r>
+        <w:t xml:space="preserve">(equivalently: no odd-length cycle). Color the source, then color every neighbour</w:t>
+      </w:r>
+      <w:r>
+        <w:t xml:space="preserve"> </w:t>
+      </w:r>
+      <w:r>
+        <w:t xml:space="preserve">the</w:t>
+      </w:r>
+      <w:r>
+        <w:t xml:space="preserve"> </w:t>
+      </w:r>
+      <w:r>
+        <w:rPr>
+          <w:b/>
+          <w:bCs/>
+        </w:rPr>
+        <w:t xml:space="preserve">opposite</w:t>
+      </w:r>
+      <w:r>
+        <w:t xml:space="preserve">; a conflict means</w:t>
+      </w:r>
+      <w:r>
+        <w:t xml:space="preserve"> </w:t>
+      </w:r>
+      <w:r>
+        <w:t xml:space="preserve">“not bipartite”</w:t>
+      </w:r>
+      <w:r>
+        <w:t xml:space="preserve">.</w:t>
+      </w:r>
+    </w:p>
+    <w:p>
+      <w:pPr>
+        <w:pStyle w:val="SourceCode"/>
+      </w:pPr>
+      <w:r>
+        <w:rPr>
+          <w:rStyle w:val="VerbatimChar"/>
+        </w:rPr>
+        <w:t xml:space="preserve">color[start] = 0; BFS/DFS:</w:t>
+      </w:r>
+      <w:r>
+        <w:br/>
+      </w:r>
+      <w:r>
+        <w:rPr>
+          <w:rStyle w:val="VerbatimChar"/>
+        </w:rPr>
+        <w:t xml:space="preserve">    for each neighbour v of u:</w:t>
+      </w:r>
+      <w:r>
+        <w:br/>
+      </w:r>
+      <w:r>
+        <w:rPr>
+          <w:rStyle w:val="VerbatimChar"/>
+        </w:rPr>
+        <w:t xml:space="preserve">        if v uncolored: color[v] = 1 - color[u]; recurse/enqueue</w:t>
+      </w:r>
+      <w:r>
+        <w:br/>
+      </w:r>
+      <w:r>
+        <w:rPr>
+          <w:rStyle w:val="VerbatimChar"/>
+        </w:rPr>
+        <w:t xml:space="preserve">        else if color[v] == color[u]: return NOT bipartite</w:t>
+      </w:r>
+      <w:r>
+        <w:br/>
+      </w:r>
+      <w:r>
+        <w:rPr>
+          <w:rStyle w:val="VerbatimChar"/>
+        </w:rPr>
+        <w:t xml:space="preserve"># Time O(V+E). Uses: two-team split, "is graph bipartite" (LC 785).</w:t>
+      </w:r>
+    </w:p>
+    <w:p>
+      <w:pPr>
+        <w:pStyle w:val="BlockText"/>
+      </w:pPr>
+      <w:r>
+        <w:rPr>
+          <w:b/>
+          <w:bCs/>
+        </w:rPr>
+        <w:t xml:space="preserve">Memory hook:</w:t>
+      </w:r>
+      <w:r>
+        <w:t xml:space="preserve"> </w:t>
+      </w:r>
+      <w:r>
+        <w:t xml:space="preserve">bipartite =</w:t>
+      </w:r>
+      <w:r>
+        <w:t xml:space="preserve"> </w:t>
+      </w:r>
+      <w:r>
+        <w:rPr>
+          <w:b/>
+          <w:bCs/>
+        </w:rPr>
+        <w:t xml:space="preserve">two teams</w:t>
+      </w:r>
+      <w:r>
+        <w:t xml:space="preserve">; every edge must go</w:t>
+      </w:r>
+      <w:r>
+        <w:t xml:space="preserve"> </w:t>
+      </w:r>
+      <w:r>
+        <w:rPr>
+          <w:i/>
+          <w:iCs/>
+        </w:rPr>
+        <w:t xml:space="preserve">across</w:t>
+      </w:r>
+      <w:r>
+        <w:t xml:space="preserve"> </w:t>
+      </w:r>
+      <w:r>
+        <w:t xml:space="preserve">teams,</w:t>
+      </w:r>
+      <w:r>
+        <w:t xml:space="preserve"> </w:t>
+      </w:r>
+      <w:r>
+        <w:t xml:space="preserve">never within one. An</w:t>
+      </w:r>
+      <w:r>
+        <w:t xml:space="preserve"> </w:t>
+      </w:r>
+      <w:r>
+        <w:rPr>
+          <w:b/>
+          <w:bCs/>
+        </w:rPr>
+        <w:t xml:space="preserve">odd cycle</w:t>
+      </w:r>
+      <w:r>
+        <w:t xml:space="preserve"> </w:t>
+      </w:r>
+      <w:r>
+        <w:t xml:space="preserve">is what makes a clean 2-coloring impossible.</w:t>
+      </w:r>
+    </w:p>
+    <w:bookmarkEnd w:id="29"/>
+    <w:bookmarkStart w:id="30" w:name="mcqs-1"/>
     <w:p>
       <w:pPr>
         <w:pStyle w:val="Heading3"/>
@@ -1594,8 +2384,86 @@
         <w:t xml:space="preserve">.</w:t>
       </w:r>
     </w:p>
-    <w:bookmarkEnd w:id="26"/>
-    <w:bookmarkStart w:id="27" w:name="problems"/>
+    <w:p>
+      <w:pPr>
+        <w:pStyle w:val="Compact"/>
+        <w:numPr>
+          <w:ilvl w:val="0"/>
+          <w:numId w:val="1004"/>
+        </w:numPr>
+      </w:pPr>
+      <w:r>
+        <w:t xml:space="preserve">Undirected cycle rule? → a</w:t>
+      </w:r>
+      <w:r>
+        <w:t xml:space="preserve"> </w:t>
+      </w:r>
+      <w:r>
+        <w:rPr>
+          <w:b/>
+          <w:bCs/>
+        </w:rPr>
+        <w:t xml:space="preserve">visited neighbour that is not the parent</w:t>
+      </w:r>
+      <w:r>
+        <w:t xml:space="preserve">.</w:t>
+      </w:r>
+    </w:p>
+    <w:p>
+      <w:pPr>
+        <w:pStyle w:val="Compact"/>
+        <w:numPr>
+          <w:ilvl w:val="0"/>
+          <w:numId w:val="1004"/>
+        </w:numPr>
+      </w:pPr>
+      <w:r>
+        <w:t xml:space="preserve">Directed cycle rule? → an edge to a node</w:t>
+      </w:r>
+      <w:r>
+        <w:t xml:space="preserve"> </w:t>
+      </w:r>
+      <w:r>
+        <w:rPr>
+          <w:b/>
+          <w:bCs/>
+        </w:rPr>
+        <w:t xml:space="preserve">on the recursion stack</w:t>
+      </w:r>
+      <w:r>
+        <w:t xml:space="preserve"> </w:t>
+      </w:r>
+      <w:r>
+        <w:t xml:space="preserve">(GRAY).</w:t>
+      </w:r>
+    </w:p>
+    <w:p>
+      <w:pPr>
+        <w:pStyle w:val="Compact"/>
+        <w:numPr>
+          <w:ilvl w:val="0"/>
+          <w:numId w:val="1004"/>
+        </w:numPr>
+      </w:pPr>
+      <w:r>
+        <w:t xml:space="preserve">A graph is bipartite iff it has? →</w:t>
+      </w:r>
+      <w:r>
+        <w:t xml:space="preserve"> </w:t>
+      </w:r>
+      <w:r>
+        <w:rPr>
+          <w:b/>
+          <w:bCs/>
+        </w:rPr>
+        <w:t xml:space="preserve">no odd-length cycle</w:t>
+      </w:r>
+      <w:r>
+        <w:t xml:space="preserve">.</w:t>
+      </w:r>
+    </w:p>
+    <w:bookmarkEnd w:id="30"/>
+    <w:bookmarkStart w:id="31" w:name="problems"/>
     <w:p>
       <w:pPr>
         <w:pStyle w:val="Heading3"/>
@@ -1629,9 +2497,9 @@
         </w:pict>
       </w:r>
     </w:p>
-    <w:bookmarkEnd w:id="27"/>
-    <w:bookmarkEnd w:id="28"/>
-    <w:bookmarkStart w:id="37" w:name="a.3-topological-sort-ordering-a-dag"/>
+    <w:bookmarkEnd w:id="31"/>
+    <w:bookmarkEnd w:id="32"/>
+    <w:bookmarkStart w:id="43" w:name="a.3-topological-sort-ordering-a-dag"/>
     <w:p>
       <w:pPr>
         <w:pStyle w:val="Heading2"/>
@@ -1640,7 +2508,7 @@
         <w:t xml:space="preserve">10a.3 Topological Sort (ordering a DAG)</w:t>
       </w:r>
     </w:p>
-    <w:bookmarkStart w:id="32" w:name="the-problem"/>
+    <w:bookmarkStart w:id="36" w:name="the-problem"/>
     <w:p>
       <w:pPr>
         <w:pStyle w:val="Heading3"/>
@@ -1721,18 +2589,18 @@
           <wp:inline>
             <wp:extent cx="5334000" cy="2610970"/>
             <wp:effectExtent b="0" l="0" r="0" t="0"/>
-            <wp:docPr descr="Topological sort: order the DAG so every edge points forward (A, B, C, D, E)." title="" id="30" name="Picture"/>
+            <wp:docPr descr="Topological sort: order the DAG so every edge points forward (A, B, C, D, E)." title="" id="34" name="Picture"/>
             <a:graphic>
               <a:graphicData uri="http://schemas.openxmlformats.org/drawingml/2006/picture">
                 <pic:pic>
                   <pic:nvPicPr>
-                    <pic:cNvPr descr="images/77_topo_sort.png" id="31" name="Picture"/>
+                    <pic:cNvPr descr="images/77_topo_sort.png" id="35" name="Picture"/>
                     <pic:cNvPicPr>
                       <a:picLocks noChangeArrowheads="1" noChangeAspect="1"/>
                     </pic:cNvPicPr>
                   </pic:nvPicPr>
                   <pic:blipFill>
-                    <a:blip r:embed="rId29"/>
+                    <a:blip r:embed="rId33"/>
                     <a:stretch>
                       <a:fillRect/>
                     </a:stretch>
@@ -1767,8 +2635,8 @@
         <w:t xml:space="preserve">Topological sort: order the DAG so every edge points forward (A, B, C, D, E).</w:t>
       </w:r>
     </w:p>
-    <w:bookmarkEnd w:id="32"/>
-    <w:bookmarkStart w:id="33" w:name="two-ways"/>
+    <w:bookmarkEnd w:id="36"/>
+    <w:bookmarkStart w:id="37" w:name="two-ways"/>
     <w:p>
       <w:pPr>
         <w:pStyle w:val="Heading3"/>
@@ -1941,13 +2809,523 @@
         <w:t xml:space="preserve">then unlock the next ones.</w:t>
       </w:r>
     </w:p>
-    <w:bookmarkEnd w:id="33"/>
-    <w:bookmarkStart w:id="34" w:name="uses"/>
+    <w:bookmarkEnd w:id="37"/>
+    <w:bookmarkStart w:id="38" w:name="worked-trace-kahns-algorithm"/>
     <w:p>
       <w:pPr>
         <w:pStyle w:val="Heading3"/>
       </w:pPr>
       <w:r>
+        <w:t xml:space="preserve">Worked trace — Kahn’s algorithm</w:t>
+      </w:r>
+    </w:p>
+    <w:p>
+      <w:pPr>
+        <w:pStyle w:val="FirstParagraph"/>
+      </w:pPr>
+      <w:r>
+        <w:t xml:space="preserve">DAG with edges</w:t>
+      </w:r>
+      <w:r>
+        <w:t xml:space="preserve"> </w:t>
+      </w:r>
+      <w:r>
+        <w:rPr>
+          <w:rStyle w:val="VerbatimChar"/>
+        </w:rPr>
+        <w:t xml:space="preserve">A→C, B→C, C→D, C→E, D→F, E→F</w:t>
+      </w:r>
+      <w:r>
+        <w:t xml:space="preserve">:</w:t>
+      </w:r>
+    </w:p>
+    <w:p>
+      <w:pPr>
+        <w:pStyle w:val="SourceCode"/>
+      </w:pPr>
+      <w:r>
+        <w:rPr>
+          <w:rStyle w:val="VerbatimChar"/>
+        </w:rPr>
+        <w:t xml:space="preserve">in-degree:  A:0  B:0  C:2  D:1  E:1  F:2</w:t>
+      </w:r>
+      <w:r>
+        <w:br/>
+      </w:r>
+      <w:r>
+        <w:rPr>
+          <w:rStyle w:val="VerbatimChar"/>
+        </w:rPr>
+        <w:t xml:space="preserve">queue (in-degree 0): [A, B]</w:t>
+      </w:r>
+      <w:r>
+        <w:br/>
+      </w:r>
+      <w:r>
+        <w:br/>
+      </w:r>
+      <w:r>
+        <w:rPr>
+          <w:rStyle w:val="VerbatimChar"/>
+        </w:rPr>
+        <w:t xml:space="preserve">pop A -&gt; output A; C's in-degree 2-&gt;1</w:t>
+      </w:r>
+      <w:r>
+        <w:br/>
+      </w:r>
+      <w:r>
+        <w:rPr>
+          <w:rStyle w:val="VerbatimChar"/>
+        </w:rPr>
+        <w:t xml:space="preserve">pop B -&gt; output B; C's in-degree 1-&gt;0 -&gt; push C          queue:[C]</w:t>
+      </w:r>
+      <w:r>
+        <w:br/>
+      </w:r>
+      <w:r>
+        <w:rPr>
+          <w:rStyle w:val="VerbatimChar"/>
+        </w:rPr>
+        <w:t xml:space="preserve">pop C -&gt; output C; D:1-&gt;0 push D, E:1-&gt;0 push E          queue:[D, E]</w:t>
+      </w:r>
+      <w:r>
+        <w:br/>
+      </w:r>
+      <w:r>
+        <w:rPr>
+          <w:rStyle w:val="VerbatimChar"/>
+        </w:rPr>
+        <w:t xml:space="preserve">pop D -&gt; output D; F:2-&gt;1</w:t>
+      </w:r>
+      <w:r>
+        <w:br/>
+      </w:r>
+      <w:r>
+        <w:rPr>
+          <w:rStyle w:val="VerbatimChar"/>
+        </w:rPr>
+        <w:t xml:space="preserve">pop E -&gt; output E; F:1-&gt;0 -&gt; push F                       queue:[F]</w:t>
+      </w:r>
+      <w:r>
+        <w:br/>
+      </w:r>
+      <w:r>
+        <w:rPr>
+          <w:rStyle w:val="VerbatimChar"/>
+        </w:rPr>
+        <w:t xml:space="preserve">pop F -&gt; output F</w:t>
+      </w:r>
+      <w:r>
+        <w:br/>
+      </w:r>
+      <w:r>
+        <w:rPr>
+          <w:rStyle w:val="VerbatimChar"/>
+        </w:rPr>
+        <w:t xml:space="preserve">Topological order: A B C D E F   (6 nodes ordered = no cycle)</w:t>
+      </w:r>
+    </w:p>
+    <w:p>
+      <w:pPr>
+        <w:pStyle w:val="FirstParagraph"/>
+      </w:pPr>
+      <w:r>
+        <w:rPr>
+          <w:b/>
+          <w:bCs/>
+        </w:rPr>
+        <w:t xml:space="preserve">DFS method on the same DAG</w:t>
+      </w:r>
+      <w:r>
+        <w:t xml:space="preserve"> </w:t>
+      </w:r>
+      <w:r>
+        <w:t xml:space="preserve">— push each node when it</w:t>
+      </w:r>
+      <w:r>
+        <w:t xml:space="preserve"> </w:t>
+      </w:r>
+      <w:r>
+        <w:rPr>
+          <w:i/>
+          <w:iCs/>
+        </w:rPr>
+        <w:t xml:space="preserve">finishes</w:t>
+      </w:r>
+      <w:r>
+        <w:t xml:space="preserve">, then reverse:</w:t>
+      </w:r>
+    </w:p>
+    <w:p>
+      <w:pPr>
+        <w:pStyle w:val="SourceCode"/>
+      </w:pPr>
+      <w:r>
+        <w:rPr>
+          <w:rStyle w:val="VerbatimChar"/>
+        </w:rPr>
+        <w:t xml:space="preserve">dfs(A)-&gt;dfs(C)-&gt;dfs(D)-&gt;dfs(F) finish F, finish D,</w:t>
+      </w:r>
+      <w:r>
+        <w:br/>
+      </w:r>
+      <w:r>
+        <w:rPr>
+          <w:rStyle w:val="VerbatimChar"/>
+        </w:rPr>
+        <w:t xml:space="preserve">              -&gt;dfs(E) finish E, finish C, finish A ; then dfs(B) finish B</w:t>
+      </w:r>
+      <w:r>
+        <w:br/>
+      </w:r>
+      <w:r>
+        <w:rPr>
+          <w:rStyle w:val="VerbatimChar"/>
+        </w:rPr>
+        <w:t xml:space="preserve">finish order: F D E C A B    -&gt;  reverse: B A C E D F   (also valid)</w:t>
+      </w:r>
+    </w:p>
+    <w:p>
+      <w:pPr>
+        <w:pStyle w:val="BlockText"/>
+      </w:pPr>
+      <w:r>
+        <w:rPr>
+          <w:b/>
+          <w:bCs/>
+        </w:rPr>
+        <w:t xml:space="preserve">Note:</w:t>
+      </w:r>
+      <w:r>
+        <w:t xml:space="preserve"> </w:t>
+      </w:r>
+      <w:r>
+        <w:t xml:space="preserve">a DAG can have</w:t>
+      </w:r>
+      <w:r>
+        <w:t xml:space="preserve"> </w:t>
+      </w:r>
+      <w:r>
+        <w:rPr>
+          <w:b/>
+          <w:bCs/>
+        </w:rPr>
+        <w:t xml:space="preserve">many</w:t>
+      </w:r>
+      <w:r>
+        <w:t xml:space="preserve"> </w:t>
+      </w:r>
+      <w:r>
+        <w:t xml:space="preserve">valid topological orders (both outputs above</w:t>
+      </w:r>
+      <w:r>
+        <w:t xml:space="preserve"> </w:t>
+      </w:r>
+      <w:r>
+        <w:t xml:space="preserve">are correct). GATE loves</w:t>
+      </w:r>
+      <w:r>
+        <w:t xml:space="preserve"> </w:t>
+      </w:r>
+      <w:r>
+        <w:t xml:space="preserve">“how many distinct topological orderings?”</w:t>
+      </w:r>
+      <w:r>
+        <w:t xml:space="preserve"> </w:t>
+      </w:r>
+      <w:r>
+        <w:t xml:space="preserve">questions.</w:t>
+      </w:r>
+    </w:p>
+    <w:bookmarkEnd w:id="38"/>
+    <w:bookmarkStart w:id="39" w:name="kahns-vs-dfs-topo-quick-comparison"/>
+    <w:p>
+      <w:pPr>
+        <w:pStyle w:val="Heading3"/>
+      </w:pPr>
+      <w:r>
+        <w:t xml:space="preserve">Kahn’s vs DFS topo — quick comparison</w:t>
+      </w:r>
+    </w:p>
+    <w:tbl>
+      <w:tblPr>
+        <w:tblStyle w:val="Table"/>
+        <w:tblW w:type="pct" w:w="5000"/>
+        <w:tblLayout w:type="fixed"/>
+        <w:tblLook w:firstRow="1" w:lastRow="0" w:firstColumn="0" w:lastColumn="0" w:noHBand="0" w:noVBand="0" w:val="0020"/>
+      </w:tblPr>
+      <w:tblGrid>
+        <w:gridCol w:w="2640"/>
+        <w:gridCol w:w="2640"/>
+        <w:gridCol w:w="2640"/>
+      </w:tblGrid>
+      <w:tr>
+        <w:trPr>
+          <w:tblHeader w:val="on"/>
+        </w:trPr>
+        <w:tc>
+          <w:tcPr/>
+          <w:p>
+            <w:pPr>
+              <w:pStyle w:val="Compact"/>
+            </w:pPr>
+          </w:p>
+        </w:tc>
+        <w:tc>
+          <w:tcPr/>
+          <w:p>
+            <w:pPr>
+              <w:pStyle w:val="Compact"/>
+            </w:pPr>
+            <w:r>
+              <w:t xml:space="preserve">Kahn’s (BFS)</w:t>
+            </w:r>
+          </w:p>
+        </w:tc>
+        <w:tc>
+          <w:tcPr/>
+          <w:p>
+            <w:pPr>
+              <w:pStyle w:val="Compact"/>
+            </w:pPr>
+            <w:r>
+              <w:t xml:space="preserve">DFS finish order</w:t>
+            </w:r>
+          </w:p>
+        </w:tc>
+      </w:tr>
+      <w:tr>
+        <w:tc>
+          <w:tcPr/>
+          <w:p>
+            <w:pPr>
+              <w:pStyle w:val="Compact"/>
+            </w:pPr>
+            <w:r>
+              <w:t xml:space="preserve">Driver</w:t>
+            </w:r>
+          </w:p>
+        </w:tc>
+        <w:tc>
+          <w:tcPr/>
+          <w:p>
+            <w:pPr>
+              <w:pStyle w:val="Compact"/>
+            </w:pPr>
+            <w:r>
+              <w:t xml:space="preserve">queue of</w:t>
+            </w:r>
+            <w:r>
+              <w:t xml:space="preserve"> </w:t>
+            </w:r>
+            <w:r>
+              <w:rPr>
+                <w:b/>
+                <w:bCs/>
+              </w:rPr>
+              <w:t xml:space="preserve">in-degree 0</w:t>
+            </w:r>
+            <w:r>
+              <w:t xml:space="preserve"> </w:t>
+            </w:r>
+            <w:r>
+              <w:t xml:space="preserve">nodes</w:t>
+            </w:r>
+          </w:p>
+        </w:tc>
+        <w:tc>
+          <w:tcPr/>
+          <w:p>
+            <w:pPr>
+              <w:pStyle w:val="Compact"/>
+            </w:pPr>
+            <w:r>
+              <w:t xml:space="preserve">recursion + a stack</w:t>
+            </w:r>
+          </w:p>
+        </w:tc>
+      </w:tr>
+      <w:tr>
+        <w:tc>
+          <w:tcPr/>
+          <w:p>
+            <w:pPr>
+              <w:pStyle w:val="Compact"/>
+            </w:pPr>
+            <w:r>
+              <w:t xml:space="preserve">Cycle detection</w:t>
+            </w:r>
+          </w:p>
+        </w:tc>
+        <w:tc>
+          <w:tcPr/>
+          <w:p>
+            <w:pPr>
+              <w:pStyle w:val="Compact"/>
+            </w:pPr>
+            <w:r>
+              <w:t xml:space="preserve">output size</w:t>
+            </w:r>
+            <w:r>
+              <w:t xml:space="preserve"> </w:t>
+            </w:r>
+            <w:r>
+              <w:rPr>
+                <w:b/>
+                <w:bCs/>
+              </w:rPr>
+              <w:t xml:space="preserve">&lt; V</w:t>
+            </w:r>
+          </w:p>
+        </w:tc>
+        <w:tc>
+          <w:tcPr/>
+          <w:p>
+            <w:pPr>
+              <w:pStyle w:val="Compact"/>
+            </w:pPr>
+            <w:r>
+              <w:t xml:space="preserve">a</w:t>
+            </w:r>
+            <w:r>
+              <w:t xml:space="preserve"> </w:t>
+            </w:r>
+            <w:r>
+              <w:rPr>
+                <w:b/>
+                <w:bCs/>
+              </w:rPr>
+              <w:t xml:space="preserve">back edge</w:t>
+            </w:r>
+            <w:r>
+              <w:t xml:space="preserve"> </w:t>
+            </w:r>
+            <w:r>
+              <w:t xml:space="preserve">(GRAY node)</w:t>
+            </w:r>
+          </w:p>
+        </w:tc>
+      </w:tr>
+      <w:tr>
+        <w:tc>
+          <w:tcPr/>
+          <w:p>
+            <w:pPr>
+              <w:pStyle w:val="Compact"/>
+            </w:pPr>
+            <w:r>
+              <w:t xml:space="preserve">Order produced</w:t>
+            </w:r>
+          </w:p>
+        </w:tc>
+        <w:tc>
+          <w:tcPr/>
+          <w:p>
+            <w:pPr>
+              <w:pStyle w:val="Compact"/>
+            </w:pPr>
+            <w:r>
+              <w:t xml:space="preserve">natural</w:t>
+            </w:r>
+            <w:r>
+              <w:t xml:space="preserve"> </w:t>
+            </w:r>
+            <w:r>
+              <w:t xml:space="preserve">“ready first”</w:t>
+            </w:r>
+            <w:r>
+              <w:t xml:space="preserve"> </w:t>
+            </w:r>
+            <w:r>
+              <w:t xml:space="preserve">order</w:t>
+            </w:r>
+          </w:p>
+        </w:tc>
+        <w:tc>
+          <w:tcPr/>
+          <w:p>
+            <w:pPr>
+              <w:pStyle w:val="Compact"/>
+            </w:pPr>
+            <w:r>
+              <w:rPr>
+                <w:b/>
+                <w:bCs/>
+              </w:rPr>
+              <w:t xml:space="preserve">reverse</w:t>
+            </w:r>
+            <w:r>
+              <w:t xml:space="preserve"> </w:t>
+            </w:r>
+            <w:r>
+              <w:t xml:space="preserve">of finish times</w:t>
+            </w:r>
+          </w:p>
+        </w:tc>
+      </w:tr>
+      <w:tr>
+        <w:tc>
+          <w:tcPr/>
+          <w:p>
+            <w:pPr>
+              <w:pStyle w:val="Compact"/>
+            </w:pPr>
+            <w:r>
+              <w:t xml:space="preserve">Time / space</w:t>
+            </w:r>
+          </w:p>
+        </w:tc>
+        <w:tc>
+          <w:tcPr/>
+          <w:p>
+            <w:pPr>
+              <w:pStyle w:val="Compact"/>
+            </w:pPr>
+            <w:r>
+              <w:rPr>
+                <w:b/>
+                <w:bCs/>
+              </w:rPr>
+              <w:t xml:space="preserve">O(V+E)</w:t>
+            </w:r>
+            <w:r>
+              <w:t xml:space="preserve"> </w:t>
+            </w:r>
+            <w:r>
+              <w:t xml:space="preserve">/ O(V)</w:t>
+            </w:r>
+          </w:p>
+        </w:tc>
+        <w:tc>
+          <w:tcPr/>
+          <w:p>
+            <w:pPr>
+              <w:pStyle w:val="Compact"/>
+            </w:pPr>
+            <w:r>
+              <w:rPr>
+                <w:b/>
+                <w:bCs/>
+              </w:rPr>
+              <w:t xml:space="preserve">O(V+E)</w:t>
+            </w:r>
+            <w:r>
+              <w:t xml:space="preserve"> </w:t>
+            </w:r>
+            <w:r>
+              <w:t xml:space="preserve">/ O(V)</w:t>
+            </w:r>
+          </w:p>
+        </w:tc>
+      </w:tr>
+    </w:tbl>
+    <w:bookmarkEnd w:id="39"/>
+    <w:bookmarkStart w:id="40" w:name="uses"/>
+    <w:p>
+      <w:pPr>
+        <w:pStyle w:val="Heading3"/>
+      </w:pPr>
+      <w:r>
         <w:t xml:space="preserve">Uses</w:t>
       </w:r>
     </w:p>
@@ -1965,8 +3343,8 @@
         <w:t xml:space="preserve">spreadsheet recalculation, task schedulers.</w:t>
       </w:r>
     </w:p>
-    <w:bookmarkEnd w:id="34"/>
-    <w:bookmarkStart w:id="35" w:name="mcqs-2"/>
+    <w:bookmarkEnd w:id="40"/>
+    <w:bookmarkStart w:id="41" w:name="mcqs-2"/>
     <w:p>
       <w:pPr>
         <w:pStyle w:val="Heading3"/>
@@ -2037,8 +3415,58 @@
         <w:t xml:space="preserve">How does topo sort detect a cycle? → fewer than V nodes get ordered.</w:t>
       </w:r>
     </w:p>
-    <w:bookmarkEnd w:id="35"/>
-    <w:bookmarkStart w:id="36" w:name="problems-1"/>
+    <w:p>
+      <w:pPr>
+        <w:pStyle w:val="Compact"/>
+        <w:numPr>
+          <w:ilvl w:val="0"/>
+          <w:numId w:val="1006"/>
+        </w:numPr>
+      </w:pPr>
+      <w:r>
+        <w:t xml:space="preserve">DFS topo order = ? → the</w:t>
+      </w:r>
+      <w:r>
+        <w:t xml:space="preserve"> </w:t>
+      </w:r>
+      <w:r>
+        <w:rPr>
+          <w:b/>
+          <w:bCs/>
+        </w:rPr>
+        <w:t xml:space="preserve">reverse of DFS finish order</w:t>
+      </w:r>
+      <w:r>
+        <w:t xml:space="preserve">.</w:t>
+      </w:r>
+    </w:p>
+    <w:p>
+      <w:pPr>
+        <w:pStyle w:val="Compact"/>
+        <w:numPr>
+          <w:ilvl w:val="0"/>
+          <w:numId w:val="1006"/>
+        </w:numPr>
+      </w:pPr>
+      <w:r>
+        <w:t xml:space="preserve">Can one DAG have several valid topological orders? →</w:t>
+      </w:r>
+      <w:r>
+        <w:t xml:space="preserve"> </w:t>
+      </w:r>
+      <w:r>
+        <w:rPr>
+          <w:b/>
+          <w:bCs/>
+        </w:rPr>
+        <w:t xml:space="preserve">yes</w:t>
+      </w:r>
+      <w:r>
+        <w:t xml:space="preserve">.</w:t>
+      </w:r>
+    </w:p>
+    <w:bookmarkEnd w:id="41"/>
+    <w:bookmarkStart w:id="42" w:name="problems-1"/>
     <w:p>
       <w:pPr>
         <w:pStyle w:val="Heading3"/>
@@ -2072,9 +3500,9 @@
         </w:pict>
       </w:r>
     </w:p>
-    <w:bookmarkEnd w:id="36"/>
-    <w:bookmarkEnd w:id="37"/>
-    <w:bookmarkStart w:id="45" w:name="a.4-union-find-disjoint-set-union-dsu"/>
+    <w:bookmarkEnd w:id="42"/>
+    <w:bookmarkEnd w:id="43"/>
+    <w:bookmarkStart w:id="55" w:name="a.4-union-find-disjoint-set-union-dsu"/>
     <w:p>
       <w:pPr>
         <w:pStyle w:val="Heading2"/>
@@ -2083,7 +3511,7 @@
         <w:t xml:space="preserve">10a.4 Union-Find (Disjoint Set Union, DSU)</w:t>
       </w:r>
     </w:p>
-    <w:bookmarkStart w:id="41" w:name="the-idea"/>
+    <w:bookmarkStart w:id="47" w:name="the-idea"/>
     <w:p>
       <w:pPr>
         <w:pStyle w:val="Heading3"/>
@@ -2168,18 +3596,18 @@
           <wp:inline>
             <wp:extent cx="5334000" cy="2610970"/>
             <wp:effectExtent b="0" l="0" r="0" t="0"/>
-            <wp:docPr descr="Union-Find: find follows parents to the root; path compression flattens the tree for near-O(1) operations." title="" id="39" name="Picture"/>
+            <wp:docPr descr="Union-Find: find follows parents to the root; path compression flattens the tree for near-O(1) operations." title="" id="45" name="Picture"/>
             <a:graphic>
               <a:graphicData uri="http://schemas.openxmlformats.org/drawingml/2006/picture">
                 <pic:pic>
                   <pic:nvPicPr>
-                    <pic:cNvPr descr="images/78_union_find.png" id="40" name="Picture"/>
+                    <pic:cNvPr descr="images/78_union_find.png" id="46" name="Picture"/>
                     <pic:cNvPicPr>
                       <a:picLocks noChangeArrowheads="1" noChangeAspect="1"/>
                     </pic:cNvPicPr>
                   </pic:nvPicPr>
                   <pic:blipFill>
-                    <a:blip r:embed="rId38"/>
+                    <a:blip r:embed="rId44"/>
                     <a:stretch>
                       <a:fillRect/>
                     </a:stretch>
@@ -2451,14 +3879,192 @@
         <w:t xml:space="preserve">straight at the leader.</w:t>
       </w:r>
     </w:p>
-    <w:bookmarkEnd w:id="41"/>
-    <w:bookmarkStart w:id="42" w:name="uses-1"/>
+    <w:bookmarkEnd w:id="47"/>
+    <w:bookmarkStart w:id="51" w:name="X6a353a9cfdb96ccf97cba8139b73d88c779e247"/>
     <w:p>
       <w:pPr>
         <w:pStyle w:val="Heading3"/>
       </w:pPr>
       <w:r>
-        <w:t xml:space="preserve">Uses</w:t>
+        <w:t xml:space="preserve">Worked trace — union by rank + path compression</w:t>
+      </w:r>
+    </w:p>
+    <w:p>
+      <w:pPr>
+        <w:pStyle w:val="FirstParagraph"/>
+      </w:pPr>
+      <w:r>
+        <w:t xml:space="preserve">Start with 5 singletons</w:t>
+      </w:r>
+      <w:r>
+        <w:t xml:space="preserve"> </w:t>
+      </w:r>
+      <w:r>
+        <w:rPr>
+          <w:rStyle w:val="VerbatimChar"/>
+        </w:rPr>
+        <w:t xml:space="preserve">{0}{1}{2}{3}{4}</w:t>
+      </w:r>
+      <w:r>
+        <w:t xml:space="preserve">, all</w:t>
+      </w:r>
+      <w:r>
+        <w:t xml:space="preserve"> </w:t>
+      </w:r>
+      <w:r>
+        <w:rPr>
+          <w:rStyle w:val="VerbatimChar"/>
+        </w:rPr>
+        <w:t xml:space="preserve">parent[i]=i</w:t>
+      </w:r>
+      <w:r>
+        <w:t xml:space="preserve">,</w:t>
+      </w:r>
+      <w:r>
+        <w:t xml:space="preserve"> </w:t>
+      </w:r>
+      <w:r>
+        <w:rPr>
+          <w:rStyle w:val="VerbatimChar"/>
+        </w:rPr>
+        <w:t xml:space="preserve">rank=0</w:t>
+      </w:r>
+      <w:r>
+        <w:t xml:space="preserve">.</w:t>
+      </w:r>
+    </w:p>
+    <w:p>
+      <w:pPr>
+        <w:pStyle w:val="SourceCode"/>
+      </w:pPr>
+      <w:r>
+        <w:rPr>
+          <w:rStyle w:val="VerbatimChar"/>
+        </w:rPr>
+        <w:t xml:space="preserve">op            action                                 forest (parent)</w:t>
+      </w:r>
+      <w:r>
+        <w:br/>
+      </w:r>
+      <w:r>
+        <w:rPr>
+          <w:rStyle w:val="VerbatimChar"/>
+        </w:rPr>
+        <w:t xml:space="preserve">union(0,1)    ranks tie -&gt; 1 under 0, rank[0]=1      0&lt;-1</w:t>
+      </w:r>
+      <w:r>
+        <w:br/>
+      </w:r>
+      <w:r>
+        <w:rPr>
+          <w:rStyle w:val="VerbatimChar"/>
+        </w:rPr>
+        <w:t xml:space="preserve">union(2,3)    ranks tie -&gt; 3 under 2, rank[2]=1      2&lt;-3</w:t>
+      </w:r>
+      <w:r>
+        <w:br/>
+      </w:r>
+      <w:r>
+        <w:rPr>
+          <w:rStyle w:val="VerbatimChar"/>
+        </w:rPr>
+        <w:t xml:space="preserve">union(0,2)    ranks tie -&gt; 2 under 0, rank[0]=2      0&lt;-{1, 2&lt;-3}</w:t>
+      </w:r>
+      <w:r>
+        <w:br/>
+      </w:r>
+      <w:r>
+        <w:rPr>
+          <w:rStyle w:val="VerbatimChar"/>
+        </w:rPr>
+        <w:t xml:space="preserve">union(0,4)    rank0=2 &gt; rank4=0 -&gt; 4 under 0         0&lt;-{1, 4, 2&lt;-3}</w:t>
+      </w:r>
+      <w:r>
+        <w:br/>
+      </w:r>
+      <w:r>
+        <w:rPr>
+          <w:rStyle w:val="VerbatimChar"/>
+        </w:rPr>
+        <w:t xml:space="preserve">find(3)       path 3-&gt;2-&gt;0; compress: parent[3]=0    3 now points at 0 directly</w:t>
+      </w:r>
+    </w:p>
+    <w:p>
+      <w:pPr>
+        <w:pStyle w:val="FirstParagraph"/>
+      </w:pPr>
+      <w:r>
+        <w:t xml:space="preserve">See the before/after of that</w:t>
+      </w:r>
+      <w:r>
+        <w:t xml:space="preserve"> </w:t>
+      </w:r>
+      <w:r>
+        <w:rPr>
+          <w:rStyle w:val="VerbatimChar"/>
+        </w:rPr>
+        <w:t xml:space="preserve">find(3)</w:t>
+      </w:r>
+      <w:r>
+        <w:t xml:space="preserve"> </w:t>
+      </w:r>
+      <w:r>
+        <w:t xml:space="preserve">below.</w:t>
+      </w:r>
+    </w:p>
+    <w:p>
+      <w:pPr>
+        <w:pStyle w:val="CaptionedFigure"/>
+      </w:pPr>
+      <w:r>
+        <w:drawing>
+          <wp:inline>
+            <wp:extent cx="5334000" cy="2750170"/>
+            <wp:effectExtent b="0" l="0" r="0" t="0"/>
+            <wp:docPr descr="find(3) compresses the path so every node points straight at the root, keeping later operations near O(1)." title="" id="49" name="Picture"/>
+            <a:graphic>
+              <a:graphicData uri="http://schemas.openxmlformats.org/drawingml/2006/picture">
+                <pic:pic>
+                  <pic:nvPicPr>
+                    <pic:cNvPr descr="images/211_dsu_compression.png" id="50" name="Picture"/>
+                    <pic:cNvPicPr>
+                      <a:picLocks noChangeArrowheads="1" noChangeAspect="1"/>
+                    </pic:cNvPicPr>
+                  </pic:nvPicPr>
+                  <pic:blipFill>
+                    <a:blip r:embed="rId48"/>
+                    <a:stretch>
+                      <a:fillRect/>
+                    </a:stretch>
+                  </pic:blipFill>
+                  <pic:spPr bwMode="auto">
+                    <a:xfrm>
+                      <a:off x="0" y="0"/>
+                      <a:ext cx="5334000" cy="2750170"/>
+                    </a:xfrm>
+                    <a:prstGeom prst="rect">
+                      <a:avLst/>
+                    </a:prstGeom>
+                    <a:noFill/>
+                    <a:ln w="9525">
+                      <a:noFill/>
+                      <a:headEnd/>
+                      <a:tailEnd/>
+                    </a:ln>
+                  </pic:spPr>
+                </pic:pic>
+              </a:graphicData>
+            </a:graphic>
+          </wp:inline>
+        </w:drawing>
+      </w:r>
+    </w:p>
+    <w:p>
+      <w:pPr>
+        <w:pStyle w:val="ImageCaption"/>
+      </w:pPr>
+      <w:r>
+        <w:t xml:space="preserve">find(3) compresses the path so every node points straight at the root, keeping later operations near O(1).</w:t>
       </w:r>
     </w:p>
     <w:p>
@@ -2474,13 +4080,51 @@
           <w:b/>
           <w:bCs/>
         </w:rPr>
-        <w:t xml:space="preserve">Kruskal’s MST</w:t>
-      </w:r>
-      <w:r>
-        <w:t xml:space="preserve"> </w:t>
-      </w:r>
-      <w:r>
-        <w:t xml:space="preserve">(Module 10b) — add edges, skip those that would form a cycle.</w:t>
+        <w:t xml:space="preserve">Union by rank</w:t>
+      </w:r>
+      <w:r>
+        <w:t xml:space="preserve"> </w:t>
+      </w:r>
+      <w:r>
+        <w:t xml:space="preserve">always hangs the</w:t>
+      </w:r>
+      <w:r>
+        <w:t xml:space="preserve"> </w:t>
+      </w:r>
+      <w:r>
+        <w:rPr>
+          <w:i/>
+          <w:iCs/>
+        </w:rPr>
+        <w:t xml:space="preserve">shorter</w:t>
+      </w:r>
+      <w:r>
+        <w:t xml:space="preserve"> </w:t>
+      </w:r>
+      <w:r>
+        <w:t xml:space="preserve">tree under the</w:t>
+      </w:r>
+      <w:r>
+        <w:t xml:space="preserve"> </w:t>
+      </w:r>
+      <w:r>
+        <w:rPr>
+          <w:i/>
+          <w:iCs/>
+        </w:rPr>
+        <w:t xml:space="preserve">taller</w:t>
+      </w:r>
+      <w:r>
+        <w:t xml:space="preserve"> </w:t>
+      </w:r>
+      <w:r>
+        <w:t xml:space="preserve">one, so</w:t>
+      </w:r>
+      <w:r>
+        <w:t xml:space="preserve"> </w:t>
+      </w:r>
+      <w:r>
+        <w:t xml:space="preserve">height grows only when two equal-rank trees merge — that keeps trees shallow.</w:t>
       </w:r>
     </w:p>
     <w:p>
@@ -2496,13 +4140,50 @@
           <w:b/>
           <w:bCs/>
         </w:rPr>
-        <w:t xml:space="preserve">Cycle detection</w:t>
-      </w:r>
-      <w:r>
-        <w:t xml:space="preserve"> </w:t>
-      </w:r>
-      <w:r>
-        <w:t xml:space="preserve">in an undirected graph.</w:t>
+        <w:t xml:space="preserve">Path compression</w:t>
+      </w:r>
+      <w:r>
+        <w:t xml:space="preserve"> </w:t>
+      </w:r>
+      <w:r>
+        <w:t xml:space="preserve">then flattens whatever path</w:t>
+      </w:r>
+      <w:r>
+        <w:t xml:space="preserve"> </w:t>
+      </w:r>
+      <w:r>
+        <w:rPr>
+          <w:rStyle w:val="VerbatimChar"/>
+        </w:rPr>
+        <w:t xml:space="preserve">find</w:t>
+      </w:r>
+      <w:r>
+        <w:t xml:space="preserve"> </w:t>
+      </w:r>
+      <w:r>
+        <w:t xml:space="preserve">walked. Together they</w:t>
+      </w:r>
+      <w:r>
+        <w:t xml:space="preserve"> </w:t>
+      </w:r>
+      <w:r>
+        <w:t xml:space="preserve">give the</w:t>
+      </w:r>
+      <w:r>
+        <w:t xml:space="preserve"> </w:t>
+      </w:r>
+      <w:r>
+        <w:rPr>
+          <w:b/>
+          <w:bCs/>
+        </w:rPr>
+        <w:t xml:space="preserve">O(α(n))</w:t>
+      </w:r>
+      <w:r>
+        <w:t xml:space="preserve"> </w:t>
+      </w:r>
+      <w:r>
+        <w:t xml:space="preserve">amortised bound.</w:t>
       </w:r>
     </w:p>
     <w:p>
@@ -2518,41 +4199,70 @@
           <w:b/>
           <w:bCs/>
         </w:rPr>
-        <w:t xml:space="preserve">Connected components</w:t>
-      </w:r>
-      <w:r>
-        <w:t xml:space="preserve">,</w:t>
-      </w:r>
-      <w:r>
-        <w:t xml:space="preserve"> </w:t>
-      </w:r>
-      <w:r>
-        <w:t xml:space="preserve">“number of provinces”</w:t>
-      </w:r>
-      <w:r>
-        <w:t xml:space="preserve"> </w:t>
-      </w:r>
-      <w:r>
-        <w:t xml:space="preserve">(LC 547),</w:t>
-      </w:r>
-      <w:r>
-        <w:t xml:space="preserve"> </w:t>
-      </w:r>
-      <w:r>
-        <w:t xml:space="preserve">“accounts merge”</w:t>
-      </w:r>
-      <w:r>
-        <w:t xml:space="preserve">.</w:t>
-      </w:r>
-    </w:p>
-    <w:bookmarkEnd w:id="42"/>
-    <w:bookmarkStart w:id="43" w:name="mcqs-3"/>
+        <w:t xml:space="preserve">Cycle detection with DSU:</w:t>
+      </w:r>
+      <w:r>
+        <w:t xml:space="preserve"> </w:t>
+      </w:r>
+      <w:r>
+        <w:t xml:space="preserve">while adding undirected edges, if</w:t>
+      </w:r>
+      <w:r>
+        <w:t xml:space="preserve"> </w:t>
+      </w:r>
+      <w:r>
+        <w:rPr>
+          <w:rStyle w:val="VerbatimChar"/>
+        </w:rPr>
+        <w:t xml:space="preserve">find(u) == find(v)</w:t>
+      </w:r>
+      <w:r>
+        <w:t xml:space="preserve"> </w:t>
+      </w:r>
+      <w:r>
+        <w:rPr>
+          <w:i/>
+          <w:iCs/>
+        </w:rPr>
+        <w:t xml:space="preserve">before</w:t>
+      </w:r>
+      <w:r>
+        <w:t xml:space="preserve"> </w:t>
+      </w:r>
+      <w:r>
+        <w:t xml:space="preserve">the union, that edge closes a</w:t>
+      </w:r>
+      <w:r>
+        <w:t xml:space="preserve"> </w:t>
+      </w:r>
+      <w:r>
+        <w:rPr>
+          <w:b/>
+          <w:bCs/>
+        </w:rPr>
+        <w:t xml:space="preserve">cycle</w:t>
+      </w:r>
+      <w:r>
+        <w:t xml:space="preserve"> </w:t>
+      </w:r>
+      <w:r>
+        <w:t xml:space="preserve">(this is exactly the</w:t>
+      </w:r>
+      <w:r>
+        <w:t xml:space="preserve"> </w:t>
+      </w:r>
+      <w:r>
+        <w:t xml:space="preserve">test Kruskal uses).</w:t>
+      </w:r>
+    </w:p>
+    <w:bookmarkEnd w:id="51"/>
+    <w:bookmarkStart w:id="52" w:name="uses-1"/>
     <w:p>
       <w:pPr>
         <w:pStyle w:val="Heading3"/>
       </w:pPr>
       <w:r>
-        <w:t xml:space="preserve">MCQs</w:t>
+        <w:t xml:space="preserve">Uses</w:t>
       </w:r>
     </w:p>
     <w:p>
@@ -2564,20 +4274,17 @@
         </w:numPr>
       </w:pPr>
       <w:r>
-        <w:t xml:space="preserve">Union-Find amortised cost with both optimisations? →</w:t>
-      </w:r>
-      <w:r>
-        <w:t xml:space="preserve"> </w:t>
-      </w:r>
-      <w:r>
-        <w:rPr>
-          <w:b/>
-          <w:bCs/>
-        </w:rPr>
-        <w:t xml:space="preserve">O(α(n)) ≈ O(1)</w:t>
-      </w:r>
-      <w:r>
-        <w:t xml:space="preserve">.</w:t>
+        <w:rPr>
+          <w:b/>
+          <w:bCs/>
+        </w:rPr>
+        <w:t xml:space="preserve">Kruskal’s MST</w:t>
+      </w:r>
+      <w:r>
+        <w:t xml:space="preserve"> </w:t>
+      </w:r>
+      <w:r>
+        <w:t xml:space="preserve">(Module 10b) — add edges, skip those that would form a cycle.</w:t>
       </w:r>
     </w:p>
     <w:p>
@@ -2589,36 +4296,17 @@
         </w:numPr>
       </w:pPr>
       <w:r>
-        <w:t xml:space="preserve">The two optimisations? →</w:t>
-      </w:r>
-      <w:r>
-        <w:t xml:space="preserve"> </w:t>
-      </w:r>
-      <w:r>
-        <w:rPr>
-          <w:b/>
-          <w:bCs/>
-        </w:rPr>
-        <w:t xml:space="preserve">path compression</w:t>
-      </w:r>
-      <w:r>
-        <w:t xml:space="preserve"> </w:t>
-      </w:r>
-      <w:r>
-        <w:t xml:space="preserve">+</w:t>
-      </w:r>
-      <w:r>
-        <w:t xml:space="preserve"> </w:t>
-      </w:r>
-      <w:r>
-        <w:rPr>
-          <w:b/>
-          <w:bCs/>
-        </w:rPr>
-        <w:t xml:space="preserve">union by rank/size</w:t>
-      </w:r>
-      <w:r>
-        <w:t xml:space="preserve">.</w:t>
+        <w:rPr>
+          <w:b/>
+          <w:bCs/>
+        </w:rPr>
+        <w:t xml:space="preserve">Cycle detection</w:t>
+      </w:r>
+      <w:r>
+        <w:t xml:space="preserve"> </w:t>
+      </w:r>
+      <w:r>
+        <w:t xml:space="preserve">in an undirected graph.</w:t>
       </w:r>
     </w:p>
     <w:p>
@@ -2630,30 +4318,45 @@
         </w:numPr>
       </w:pPr>
       <w:r>
-        <w:t xml:space="preserve">Which MST algorithm uses it? →</w:t>
-      </w:r>
-      <w:r>
-        <w:t xml:space="preserve"> </w:t>
-      </w:r>
-      <w:r>
-        <w:rPr>
-          <w:b/>
-          <w:bCs/>
-        </w:rPr>
-        <w:t xml:space="preserve">Kruskal’s</w:t>
+        <w:rPr>
+          <w:b/>
+          <w:bCs/>
+        </w:rPr>
+        <w:t xml:space="preserve">Connected components</w:t>
+      </w:r>
+      <w:r>
+        <w:t xml:space="preserve">,</w:t>
+      </w:r>
+      <w:r>
+        <w:t xml:space="preserve"> </w:t>
+      </w:r>
+      <w:r>
+        <w:t xml:space="preserve">“number of provinces”</w:t>
+      </w:r>
+      <w:r>
+        <w:t xml:space="preserve"> </w:t>
+      </w:r>
+      <w:r>
+        <w:t xml:space="preserve">(LC 547),</w:t>
+      </w:r>
+      <w:r>
+        <w:t xml:space="preserve"> </w:t>
+      </w:r>
+      <w:r>
+        <w:t xml:space="preserve">“accounts merge”</w:t>
       </w:r>
       <w:r>
         <w:t xml:space="preserve">.</w:t>
       </w:r>
     </w:p>
-    <w:bookmarkEnd w:id="43"/>
-    <w:bookmarkStart w:id="44" w:name="problems-2"/>
+    <w:bookmarkEnd w:id="52"/>
+    <w:bookmarkStart w:id="53" w:name="mcqs-3"/>
     <w:p>
       <w:pPr>
         <w:pStyle w:val="Heading3"/>
       </w:pPr>
       <w:r>
-        <w:t xml:space="preserve">Problems</w:t>
+        <w:t xml:space="preserve">MCQs</w:t>
       </w:r>
     </w:p>
     <w:p>
@@ -2665,31 +4368,148 @@
         </w:numPr>
       </w:pPr>
       <w:r>
-        <w:t xml:space="preserve">Number of Provinces (547); Redundant Connection (684); Accounts Merge (721);</w:t>
-      </w:r>
-      <w:r>
-        <w:t xml:space="preserve"> </w:t>
-      </w:r>
-      <w:r>
-        <w:t xml:space="preserve">Number of Connected Components (323); Most Stones Removed (947).</w:t>
-      </w:r>
-    </w:p>
-    <w:p>
-      <w:r>
-        <w:pict>
-          <v:rect style="width:0;height:1.5pt" o:hralign="center" o:hrstd="t" o:hr="t"/>
-        </w:pict>
-      </w:r>
-    </w:p>
-    <w:bookmarkEnd w:id="44"/>
-    <w:bookmarkEnd w:id="45"/>
-    <w:bookmarkStart w:id="46" w:name="module-10a-concept-review-one-page"/>
-    <w:p>
-      <w:pPr>
-        <w:pStyle w:val="Heading2"/>
-      </w:pPr>
-      <w:r>
-        <w:t xml:space="preserve">Module 10a — Concept Review (one page)</w:t>
+        <w:t xml:space="preserve">Union-Find amortised cost with both optimisations? →</w:t>
+      </w:r>
+      <w:r>
+        <w:t xml:space="preserve"> </w:t>
+      </w:r>
+      <w:r>
+        <w:rPr>
+          <w:b/>
+          <w:bCs/>
+        </w:rPr>
+        <w:t xml:space="preserve">O(α(n)) ≈ O(1)</w:t>
+      </w:r>
+      <w:r>
+        <w:t xml:space="preserve">.</w:t>
+      </w:r>
+    </w:p>
+    <w:p>
+      <w:pPr>
+        <w:pStyle w:val="Compact"/>
+        <w:numPr>
+          <w:ilvl w:val="0"/>
+          <w:numId w:val="1011"/>
+        </w:numPr>
+      </w:pPr>
+      <w:r>
+        <w:t xml:space="preserve">The two optimisations? →</w:t>
+      </w:r>
+      <w:r>
+        <w:t xml:space="preserve"> </w:t>
+      </w:r>
+      <w:r>
+        <w:rPr>
+          <w:b/>
+          <w:bCs/>
+        </w:rPr>
+        <w:t xml:space="preserve">path compression</w:t>
+      </w:r>
+      <w:r>
+        <w:t xml:space="preserve"> </w:t>
+      </w:r>
+      <w:r>
+        <w:t xml:space="preserve">+</w:t>
+      </w:r>
+      <w:r>
+        <w:t xml:space="preserve"> </w:t>
+      </w:r>
+      <w:r>
+        <w:rPr>
+          <w:b/>
+          <w:bCs/>
+        </w:rPr>
+        <w:t xml:space="preserve">union by rank/size</w:t>
+      </w:r>
+      <w:r>
+        <w:t xml:space="preserve">.</w:t>
+      </w:r>
+    </w:p>
+    <w:p>
+      <w:pPr>
+        <w:pStyle w:val="Compact"/>
+        <w:numPr>
+          <w:ilvl w:val="0"/>
+          <w:numId w:val="1011"/>
+        </w:numPr>
+      </w:pPr>
+      <w:r>
+        <w:t xml:space="preserve">Which MST algorithm uses it? →</w:t>
+      </w:r>
+      <w:r>
+        <w:t xml:space="preserve"> </w:t>
+      </w:r>
+      <w:r>
+        <w:rPr>
+          <w:b/>
+          <w:bCs/>
+        </w:rPr>
+        <w:t xml:space="preserve">Kruskal’s</w:t>
+      </w:r>
+      <w:r>
+        <w:t xml:space="preserve">.</w:t>
+      </w:r>
+    </w:p>
+    <w:p>
+      <w:pPr>
+        <w:pStyle w:val="Compact"/>
+        <w:numPr>
+          <w:ilvl w:val="0"/>
+          <w:numId w:val="1011"/>
+        </w:numPr>
+      </w:pPr>
+      <w:r>
+        <w:t xml:space="preserve">DSU cycle test when adding edge (u,v)? →</w:t>
+      </w:r>
+      <w:r>
+        <w:t xml:space="preserve"> </w:t>
+      </w:r>
+      <w:r>
+        <w:rPr>
+          <w:rStyle w:val="VerbatimChar"/>
+        </w:rPr>
+        <w:t xml:space="preserve">find(u) == find(v)</w:t>
+      </w:r>
+      <w:r>
+        <w:t xml:space="preserve"> </w:t>
+      </w:r>
+      <w:r>
+        <w:t xml:space="preserve">before union.</w:t>
+      </w:r>
+    </w:p>
+    <w:p>
+      <w:pPr>
+        <w:pStyle w:val="Compact"/>
+        <w:numPr>
+          <w:ilvl w:val="0"/>
+          <w:numId w:val="1011"/>
+        </w:numPr>
+      </w:pPr>
+      <w:r>
+        <w:t xml:space="preserve">Union by rank attaches the? →</w:t>
+      </w:r>
+      <w:r>
+        <w:t xml:space="preserve"> </w:t>
+      </w:r>
+      <w:r>
+        <w:rPr>
+          <w:b/>
+          <w:bCs/>
+        </w:rPr>
+        <w:t xml:space="preserve">shorter tree under the taller one</w:t>
+      </w:r>
+      <w:r>
+        <w:t xml:space="preserve">.</w:t>
+      </w:r>
+    </w:p>
+    <w:bookmarkEnd w:id="53"/>
+    <w:bookmarkStart w:id="54" w:name="problems-2"/>
+    <w:p>
+      <w:pPr>
+        <w:pStyle w:val="Heading3"/>
+      </w:pPr>
+      <w:r>
+        <w:t xml:space="preserve">Problems</w:t>
       </w:r>
     </w:p>
     <w:p>
@@ -2701,229 +4521,31 @@
         </w:numPr>
       </w:pPr>
       <w:r>
-        <w:rPr>
-          <w:b/>
-          <w:bCs/>
-        </w:rPr>
-        <w:t xml:space="preserve">Graph</w:t>
-      </w:r>
-      <w:r>
-        <w:t xml:space="preserve"> </w:t>
-      </w:r>
-      <w:r>
-        <w:t xml:space="preserve">= vertices + edges (directed/undirected, weighted/unweighted).</w:t>
-      </w:r>
-    </w:p>
-    <w:p>
-      <w:pPr>
-        <w:pStyle w:val="Compact"/>
-        <w:numPr>
-          <w:ilvl w:val="0"/>
-          <w:numId w:val="1012"/>
-        </w:numPr>
-      </w:pPr>
-      <w:r>
-        <w:rPr>
-          <w:b/>
-          <w:bCs/>
-        </w:rPr>
-        <w:t xml:space="preserve">Store as:</w:t>
-      </w:r>
-      <w:r>
-        <w:t xml:space="preserve"> </w:t>
-      </w:r>
-      <w:r>
-        <w:t xml:space="preserve">adjacency</w:t>
-      </w:r>
-      <w:r>
-        <w:t xml:space="preserve"> </w:t>
-      </w:r>
-      <w:r>
-        <w:rPr>
-          <w:b/>
-          <w:bCs/>
-        </w:rPr>
-        <w:t xml:space="preserve">list</w:t>
-      </w:r>
-      <w:r>
-        <w:t xml:space="preserve"> </w:t>
-      </w:r>
-      <w:r>
-        <w:t xml:space="preserve">O(V+E) for sparse (default);</w:t>
-      </w:r>
-      <w:r>
-        <w:t xml:space="preserve"> </w:t>
-      </w:r>
-      <w:r>
-        <w:rPr>
-          <w:b/>
-          <w:bCs/>
-        </w:rPr>
-        <w:t xml:space="preserve">matrix</w:t>
-      </w:r>
-      <w:r>
-        <w:t xml:space="preserve"> </w:t>
-      </w:r>
-      <w:r>
-        <w:t xml:space="preserve">O(V²)</w:t>
-      </w:r>
-      <w:r>
-        <w:t xml:space="preserve"> </w:t>
-      </w:r>
-      <w:r>
-        <w:t xml:space="preserve">for dense / O(1) edge checks.</w:t>
-      </w:r>
-    </w:p>
-    <w:p>
-      <w:pPr>
-        <w:pStyle w:val="Compact"/>
-        <w:numPr>
-          <w:ilvl w:val="0"/>
-          <w:numId w:val="1012"/>
-        </w:numPr>
-      </w:pPr>
-      <w:r>
-        <w:rPr>
-          <w:b/>
-          <w:bCs/>
-        </w:rPr>
-        <w:t xml:space="preserve">BFS</w:t>
-      </w:r>
-      <w:r>
-        <w:t xml:space="preserve"> </w:t>
-      </w:r>
-      <w:r>
-        <w:t xml:space="preserve">(queue, level-by-level) → shortest path in</w:t>
-      </w:r>
-      <w:r>
-        <w:t xml:space="preserve"> </w:t>
-      </w:r>
-      <w:r>
-        <w:rPr>
-          <w:b/>
-          <w:bCs/>
-        </w:rPr>
-        <w:t xml:space="preserve">unweighted</w:t>
-      </w:r>
-      <w:r>
-        <w:t xml:space="preserve"> </w:t>
-      </w:r>
-      <w:r>
-        <w:t xml:space="preserve">graphs;</w:t>
-      </w:r>
-      <w:r>
-        <w:t xml:space="preserve"> </w:t>
-      </w:r>
-      <w:r>
-        <w:rPr>
-          <w:b/>
-          <w:bCs/>
-        </w:rPr>
-        <w:t xml:space="preserve">DFS</w:t>
-      </w:r>
-      <w:r>
-        <w:t xml:space="preserve"> </w:t>
-      </w:r>
-      <w:r>
-        <w:t xml:space="preserve">(stack/recursion) → connectivity, cycles, paths. Both</w:t>
-      </w:r>
-      <w:r>
-        <w:t xml:space="preserve"> </w:t>
-      </w:r>
-      <w:r>
-        <w:rPr>
-          <w:b/>
-          <w:bCs/>
-        </w:rPr>
-        <w:t xml:space="preserve">O(V+E)</w:t>
-      </w:r>
-      <w:r>
-        <w:t xml:space="preserve">.</w:t>
-      </w:r>
-    </w:p>
-    <w:p>
-      <w:pPr>
-        <w:pStyle w:val="Compact"/>
-        <w:numPr>
-          <w:ilvl w:val="0"/>
-          <w:numId w:val="1012"/>
-        </w:numPr>
-      </w:pPr>
-      <w:r>
-        <w:rPr>
-          <w:b/>
-          <w:bCs/>
-        </w:rPr>
-        <w:t xml:space="preserve">Grids</w:t>
-      </w:r>
-      <w:r>
-        <w:t xml:space="preserve"> </w:t>
-      </w:r>
-      <w:r>
-        <w:t xml:space="preserve">are graphs (4-neighbour); islands = connected components.</w:t>
-      </w:r>
-    </w:p>
-    <w:p>
-      <w:pPr>
-        <w:pStyle w:val="Compact"/>
-        <w:numPr>
-          <w:ilvl w:val="0"/>
-          <w:numId w:val="1012"/>
-        </w:numPr>
-      </w:pPr>
-      <w:r>
-        <w:rPr>
-          <w:b/>
-          <w:bCs/>
-        </w:rPr>
-        <w:t xml:space="preserve">Topological sort</w:t>
-      </w:r>
-      <w:r>
-        <w:t xml:space="preserve"> </w:t>
-      </w:r>
-      <w:r>
-        <w:t xml:space="preserve">(DAG only): Kahn’s (in-degree 0 queue) or DFS finish</w:t>
-      </w:r>
-      <w:r>
-        <w:t xml:space="preserve"> </w:t>
-      </w:r>
-      <w:r>
-        <w:t xml:space="preserve">order; detects cycles.</w:t>
-      </w:r>
-    </w:p>
-    <w:p>
-      <w:pPr>
-        <w:pStyle w:val="Compact"/>
-        <w:numPr>
-          <w:ilvl w:val="0"/>
-          <w:numId w:val="1012"/>
-        </w:numPr>
-      </w:pPr>
-      <w:r>
-        <w:rPr>
-          <w:b/>
-          <w:bCs/>
-        </w:rPr>
-        <w:t xml:space="preserve">Union-Find</w:t>
-      </w:r>
-      <w:r>
-        <w:t xml:space="preserve">: near-O(1) group merge/query with path compression + union by</w:t>
-      </w:r>
-      <w:r>
-        <w:t xml:space="preserve"> </w:t>
-      </w:r>
-      <w:r>
-        <w:t xml:space="preserve">rank; powers Kruskal &amp; connectivity.</w:t>
-      </w:r>
-    </w:p>
-    <w:bookmarkEnd w:id="46"/>
-    <w:bookmarkStart w:id="47" w:name="module-10a-flash-cards"/>
+        <w:t xml:space="preserve">Number of Provinces (547); Redundant Connection (684); Accounts Merge (721);</w:t>
+      </w:r>
+      <w:r>
+        <w:t xml:space="preserve"> </w:t>
+      </w:r>
+      <w:r>
+        <w:t xml:space="preserve">Number of Connected Components (323); Most Stones Removed (947).</w:t>
+      </w:r>
+    </w:p>
+    <w:p>
+      <w:r>
+        <w:pict>
+          <v:rect style="width:0;height:1.5pt" o:hralign="center" o:hrstd="t" o:hr="t"/>
+        </w:pict>
+      </w:r>
+    </w:p>
+    <w:bookmarkEnd w:id="54"/>
+    <w:bookmarkEnd w:id="55"/>
+    <w:bookmarkStart w:id="56" w:name="module-10a-concept-review-one-page"/>
     <w:p>
       <w:pPr>
         <w:pStyle w:val="Heading2"/>
       </w:pPr>
       <w:r>
-        <w:t xml:space="preserve">Module 10a — Flash Cards</w:t>
+        <w:t xml:space="preserve">Module 10a — Concept Review (one page)</w:t>
       </w:r>
     </w:p>
     <w:p>
@@ -2935,17 +4557,17 @@
         </w:numPr>
       </w:pPr>
       <w:r>
-        <w:t xml:space="preserve">Q: Adjacency list vs matrix space?</w:t>
-      </w:r>
-      <w:r>
-        <w:t xml:space="preserve"> </w:t>
-      </w:r>
-      <w:r>
-        <w:rPr>
-          <w:b/>
-          <w:bCs/>
-        </w:rPr>
-        <w:t xml:space="preserve">A: O(V+E) vs O(V²).</w:t>
+        <w:rPr>
+          <w:b/>
+          <w:bCs/>
+        </w:rPr>
+        <w:t xml:space="preserve">Graph</w:t>
+      </w:r>
+      <w:r>
+        <w:t xml:space="preserve"> </w:t>
+      </w:r>
+      <w:r>
+        <w:t xml:space="preserve">= vertices + edges (directed/undirected, weighted/unweighted).</w:t>
       </w:r>
     </w:p>
     <w:p>
@@ -2957,17 +4579,55 @@
         </w:numPr>
       </w:pPr>
       <w:r>
-        <w:t xml:space="preserve">Q: Shortest path, unweighted?</w:t>
-      </w:r>
-      <w:r>
-        <w:t xml:space="preserve"> </w:t>
-      </w:r>
-      <w:r>
-        <w:rPr>
-          <w:b/>
-          <w:bCs/>
-        </w:rPr>
-        <w:t xml:space="preserve">A: BFS.</w:t>
+        <w:rPr>
+          <w:b/>
+          <w:bCs/>
+        </w:rPr>
+        <w:t xml:space="preserve">Store as:</w:t>
+      </w:r>
+      <w:r>
+        <w:t xml:space="preserve"> </w:t>
+      </w:r>
+      <w:r>
+        <w:t xml:space="preserve">adjacency</w:t>
+      </w:r>
+      <w:r>
+        <w:t xml:space="preserve"> </w:t>
+      </w:r>
+      <w:r>
+        <w:rPr>
+          <w:b/>
+          <w:bCs/>
+        </w:rPr>
+        <w:t xml:space="preserve">list</w:t>
+      </w:r>
+      <w:r>
+        <w:t xml:space="preserve"> </w:t>
+      </w:r>
+      <w:r>
+        <w:t xml:space="preserve">O(V+E) for sparse (default);</w:t>
+      </w:r>
+      <w:r>
+        <w:t xml:space="preserve"> </w:t>
+      </w:r>
+      <w:r>
+        <w:rPr>
+          <w:b/>
+          <w:bCs/>
+        </w:rPr>
+        <w:t xml:space="preserve">matrix</w:t>
+      </w:r>
+      <w:r>
+        <w:t xml:space="preserve"> </w:t>
+      </w:r>
+      <w:r>
+        <w:t xml:space="preserve">O(V²)</w:t>
+      </w:r>
+      <w:r>
+        <w:t xml:space="preserve"> </w:t>
+      </w:r>
+      <w:r>
+        <w:t xml:space="preserve">for dense / O(1) edge checks.</w:t>
       </w:r>
     </w:p>
     <w:p>
@@ -2979,17 +4639,62 @@
         </w:numPr>
       </w:pPr>
       <w:r>
-        <w:t xml:space="preserve">Q: BFS/DFS structure?</w:t>
-      </w:r>
-      <w:r>
-        <w:t xml:space="preserve"> </w:t>
-      </w:r>
-      <w:r>
-        <w:rPr>
-          <w:b/>
-          <w:bCs/>
-        </w:rPr>
-        <w:t xml:space="preserve">A: queue / stack(recursion).</w:t>
+        <w:rPr>
+          <w:b/>
+          <w:bCs/>
+        </w:rPr>
+        <w:t xml:space="preserve">BFS</w:t>
+      </w:r>
+      <w:r>
+        <w:t xml:space="preserve"> </w:t>
+      </w:r>
+      <w:r>
+        <w:t xml:space="preserve">(queue, level-by-level) → shortest path in</w:t>
+      </w:r>
+      <w:r>
+        <w:t xml:space="preserve"> </w:t>
+      </w:r>
+      <w:r>
+        <w:rPr>
+          <w:b/>
+          <w:bCs/>
+        </w:rPr>
+        <w:t xml:space="preserve">unweighted</w:t>
+      </w:r>
+      <w:r>
+        <w:t xml:space="preserve"> </w:t>
+      </w:r>
+      <w:r>
+        <w:t xml:space="preserve">graphs;</w:t>
+      </w:r>
+      <w:r>
+        <w:t xml:space="preserve"> </w:t>
+      </w:r>
+      <w:r>
+        <w:rPr>
+          <w:b/>
+          <w:bCs/>
+        </w:rPr>
+        <w:t xml:space="preserve">DFS</w:t>
+      </w:r>
+      <w:r>
+        <w:t xml:space="preserve"> </w:t>
+      </w:r>
+      <w:r>
+        <w:t xml:space="preserve">(stack/recursion) → connectivity, cycles, paths. Both</w:t>
+      </w:r>
+      <w:r>
+        <w:t xml:space="preserve"> </w:t>
+      </w:r>
+      <w:r>
+        <w:rPr>
+          <w:b/>
+          <w:bCs/>
+        </w:rPr>
+        <w:t xml:space="preserve">O(V+E)</w:t>
+      </w:r>
+      <w:r>
+        <w:t xml:space="preserve">.</w:t>
       </w:r>
     </w:p>
     <w:p>
@@ -3001,17 +4706,17 @@
         </w:numPr>
       </w:pPr>
       <w:r>
-        <w:t xml:space="preserve">Q: Topo sort needs?</w:t>
-      </w:r>
-      <w:r>
-        <w:t xml:space="preserve"> </w:t>
-      </w:r>
-      <w:r>
-        <w:rPr>
-          <w:b/>
-          <w:bCs/>
-        </w:rPr>
-        <w:t xml:space="preserve">A: a DAG; Kahn’s uses in-degree 0.</w:t>
+        <w:rPr>
+          <w:b/>
+          <w:bCs/>
+        </w:rPr>
+        <w:t xml:space="preserve">Grids</w:t>
+      </w:r>
+      <w:r>
+        <w:t xml:space="preserve"> </w:t>
+      </w:r>
+      <w:r>
+        <w:t xml:space="preserve">are graphs (4-neighbour); islands = connected components.</w:t>
       </w:r>
     </w:p>
     <w:p>
@@ -3023,17 +4728,23 @@
         </w:numPr>
       </w:pPr>
       <w:r>
-        <w:t xml:space="preserve">Q: Union-Find cost?</w:t>
-      </w:r>
-      <w:r>
-        <w:t xml:space="preserve"> </w:t>
-      </w:r>
-      <w:r>
-        <w:rPr>
-          <w:b/>
-          <w:bCs/>
-        </w:rPr>
-        <w:t xml:space="preserve">A: O(α(n)) ≈ O(1) with both optimisations.</w:t>
+        <w:rPr>
+          <w:b/>
+          <w:bCs/>
+        </w:rPr>
+        <w:t xml:space="preserve">Topological sort</w:t>
+      </w:r>
+      <w:r>
+        <w:t xml:space="preserve"> </w:t>
+      </w:r>
+      <w:r>
+        <w:t xml:space="preserve">(DAG only): Kahn’s (in-degree 0 queue) or DFS finish</w:t>
+      </w:r>
+      <w:r>
+        <w:t xml:space="preserve"> </w:t>
+      </w:r>
+      <w:r>
+        <w:t xml:space="preserve">order; detects cycles.</w:t>
       </w:r>
     </w:p>
     <w:p>
@@ -3045,27 +4756,30 @@
         </w:numPr>
       </w:pPr>
       <w:r>
-        <w:t xml:space="preserve">Q: Detect cycle in undirected graph fast?</w:t>
-      </w:r>
-      <w:r>
-        <w:t xml:space="preserve"> </w:t>
-      </w:r>
-      <w:r>
-        <w:rPr>
-          <w:b/>
-          <w:bCs/>
-        </w:rPr>
-        <w:t xml:space="preserve">A: union-find (or DFS).</w:t>
-      </w:r>
-    </w:p>
-    <w:bookmarkEnd w:id="47"/>
-    <w:bookmarkStart w:id="48" w:name="module-10a-pattern-recognition"/>
+        <w:rPr>
+          <w:b/>
+          <w:bCs/>
+        </w:rPr>
+        <w:t xml:space="preserve">Union-Find</w:t>
+      </w:r>
+      <w:r>
+        <w:t xml:space="preserve">: near-O(1) group merge/query with path compression + union by</w:t>
+      </w:r>
+      <w:r>
+        <w:t xml:space="preserve"> </w:t>
+      </w:r>
+      <w:r>
+        <w:t xml:space="preserve">rank; powers Kruskal &amp; connectivity.</w:t>
+      </w:r>
+    </w:p>
+    <w:bookmarkEnd w:id="56"/>
+    <w:bookmarkStart w:id="57" w:name="module-10a-flash-cards"/>
     <w:p>
       <w:pPr>
         <w:pStyle w:val="Heading2"/>
       </w:pPr>
       <w:r>
-        <w:t xml:space="preserve">Module 10a — Pattern Recognition</w:t>
+        <w:t xml:space="preserve">Module 10a — Flash Cards</w:t>
       </w:r>
     </w:p>
     <w:p>
@@ -3077,26 +4791,17 @@
         </w:numPr>
       </w:pPr>
       <w:r>
-        <w:t xml:space="preserve">“Shortest path / fewest steps, unweighted (incl. grids/mazes)”</w:t>
-      </w:r>
-      <w:r>
-        <w:t xml:space="preserve"> </w:t>
-      </w:r>
-      <w:r>
-        <w:t xml:space="preserve">→</w:t>
-      </w:r>
-      <w:r>
-        <w:t xml:space="preserve"> </w:t>
-      </w:r>
-      <w:r>
-        <w:rPr>
-          <w:b/>
-          <w:bCs/>
-        </w:rPr>
-        <w:t xml:space="preserve">BFS</w:t>
-      </w:r>
-      <w:r>
-        <w:t xml:space="preserve">.</w:t>
+        <w:t xml:space="preserve">Q: Adjacency list vs matrix space?</w:t>
+      </w:r>
+      <w:r>
+        <w:t xml:space="preserve"> </w:t>
+      </w:r>
+      <w:r>
+        <w:rPr>
+          <w:b/>
+          <w:bCs/>
+        </w:rPr>
+        <w:t xml:space="preserve">A: O(V+E) vs O(V²).</w:t>
       </w:r>
     </w:p>
     <w:p>
@@ -3108,26 +4813,17 @@
         </w:numPr>
       </w:pPr>
       <w:r>
-        <w:t xml:space="preserve">“Explore all / connectivity / cycles / paths”</w:t>
-      </w:r>
-      <w:r>
-        <w:t xml:space="preserve"> </w:t>
-      </w:r>
-      <w:r>
-        <w:t xml:space="preserve">→</w:t>
-      </w:r>
-      <w:r>
-        <w:t xml:space="preserve"> </w:t>
-      </w:r>
-      <w:r>
-        <w:rPr>
-          <w:b/>
-          <w:bCs/>
-        </w:rPr>
-        <w:t xml:space="preserve">DFS</w:t>
-      </w:r>
-      <w:r>
-        <w:t xml:space="preserve">.</w:t>
+        <w:t xml:space="preserve">Q: Shortest path, unweighted?</w:t>
+      </w:r>
+      <w:r>
+        <w:t xml:space="preserve"> </w:t>
+      </w:r>
+      <w:r>
+        <w:rPr>
+          <w:b/>
+          <w:bCs/>
+        </w:rPr>
+        <w:t xml:space="preserve">A: BFS.</w:t>
       </w:r>
     </w:p>
     <w:p>
@@ -3139,26 +4835,17 @@
         </w:numPr>
       </w:pPr>
       <w:r>
-        <w:t xml:space="preserve">“Ordering with dependencies / prerequisites”</w:t>
-      </w:r>
-      <w:r>
-        <w:t xml:space="preserve"> </w:t>
-      </w:r>
-      <w:r>
-        <w:t xml:space="preserve">→</w:t>
-      </w:r>
-      <w:r>
-        <w:t xml:space="preserve"> </w:t>
-      </w:r>
-      <w:r>
-        <w:rPr>
-          <w:b/>
-          <w:bCs/>
-        </w:rPr>
-        <w:t xml:space="preserve">topological sort</w:t>
-      </w:r>
-      <w:r>
-        <w:t xml:space="preserve">.</w:t>
+        <w:t xml:space="preserve">Q: BFS/DFS structure?</w:t>
+      </w:r>
+      <w:r>
+        <w:t xml:space="preserve"> </w:t>
+      </w:r>
+      <w:r>
+        <w:rPr>
+          <w:b/>
+          <w:bCs/>
+        </w:rPr>
+        <w:t xml:space="preserve">A: queue / stack(recursion).</w:t>
       </w:r>
     </w:p>
     <w:p>
@@ -3170,38 +4857,17 @@
         </w:numPr>
       </w:pPr>
       <w:r>
-        <w:t xml:space="preserve">“Group / connected /</w:t>
-      </w:r>
-      <w:r>
-        <w:t xml:space="preserve"> </w:t>
-      </w:r>
-      <w:r>
-        <w:t xml:space="preserve">‘are these joined?’</w:t>
-      </w:r>
-      <w:r>
-        <w:t xml:space="preserve"> </w:t>
-      </w:r>
-      <w:r>
-        <w:t xml:space="preserve">/ merge sets”</w:t>
-      </w:r>
-      <w:r>
-        <w:t xml:space="preserve"> </w:t>
-      </w:r>
-      <w:r>
-        <w:t xml:space="preserve">→</w:t>
-      </w:r>
-      <w:r>
-        <w:t xml:space="preserve"> </w:t>
-      </w:r>
-      <w:r>
-        <w:rPr>
-          <w:b/>
-          <w:bCs/>
-        </w:rPr>
-        <w:t xml:space="preserve">union-find</w:t>
-      </w:r>
-      <w:r>
-        <w:t xml:space="preserve">.</w:t>
+        <w:t xml:space="preserve">Q: Topo sort needs?</w:t>
+      </w:r>
+      <w:r>
+        <w:t xml:space="preserve"> </w:t>
+      </w:r>
+      <w:r>
+        <w:rPr>
+          <w:b/>
+          <w:bCs/>
+        </w:rPr>
+        <w:t xml:space="preserve">A: a DAG; Kahn’s uses in-degree 0.</w:t>
       </w:r>
     </w:p>
     <w:p>
@@ -3213,36 +4879,115 @@
         </w:numPr>
       </w:pPr>
       <w:r>
-        <w:t xml:space="preserve">“Count islands / regions in a matrix”</w:t>
-      </w:r>
-      <w:r>
-        <w:t xml:space="preserve"> </w:t>
-      </w:r>
-      <w:r>
-        <w:t xml:space="preserve">→</w:t>
-      </w:r>
-      <w:r>
-        <w:t xml:space="preserve"> </w:t>
-      </w:r>
-      <w:r>
-        <w:rPr>
-          <w:b/>
-          <w:bCs/>
-        </w:rPr>
-        <w:t xml:space="preserve">DFS/BFS flood fill</w:t>
-      </w:r>
-      <w:r>
-        <w:t xml:space="preserve">.</w:t>
-      </w:r>
-    </w:p>
-    <w:bookmarkEnd w:id="48"/>
-    <w:bookmarkStart w:id="49" w:name="Xb914c1caa6c48638841d4cf65b36277c2d15334"/>
+        <w:t xml:space="preserve">Q: Union-Find cost?</w:t>
+      </w:r>
+      <w:r>
+        <w:t xml:space="preserve"> </w:t>
+      </w:r>
+      <w:r>
+        <w:rPr>
+          <w:b/>
+          <w:bCs/>
+        </w:rPr>
+        <w:t xml:space="preserve">A: O(α(n)) ≈ O(1) with both optimisations.</w:t>
+      </w:r>
+    </w:p>
+    <w:p>
+      <w:pPr>
+        <w:pStyle w:val="Compact"/>
+        <w:numPr>
+          <w:ilvl w:val="0"/>
+          <w:numId w:val="1014"/>
+        </w:numPr>
+      </w:pPr>
+      <w:r>
+        <w:t xml:space="preserve">Q: Detect cycle in undirected graph fast?</w:t>
+      </w:r>
+      <w:r>
+        <w:t xml:space="preserve"> </w:t>
+      </w:r>
+      <w:r>
+        <w:rPr>
+          <w:b/>
+          <w:bCs/>
+        </w:rPr>
+        <w:t xml:space="preserve">A: union-find (or DFS).</w:t>
+      </w:r>
+    </w:p>
+    <w:p>
+      <w:pPr>
+        <w:pStyle w:val="Compact"/>
+        <w:numPr>
+          <w:ilvl w:val="0"/>
+          <w:numId w:val="1014"/>
+        </w:numPr>
+      </w:pPr>
+      <w:r>
+        <w:t xml:space="preserve">Q: Directed cycle via DFS?</w:t>
+      </w:r>
+      <w:r>
+        <w:t xml:space="preserve"> </w:t>
+      </w:r>
+      <w:r>
+        <w:rPr>
+          <w:b/>
+          <w:bCs/>
+        </w:rPr>
+        <w:t xml:space="preserve">A: edge to a GRAY (on-stack) node.</w:t>
+      </w:r>
+    </w:p>
+    <w:p>
+      <w:pPr>
+        <w:pStyle w:val="Compact"/>
+        <w:numPr>
+          <w:ilvl w:val="0"/>
+          <w:numId w:val="1014"/>
+        </w:numPr>
+      </w:pPr>
+      <w:r>
+        <w:t xml:space="preserve">Q: Bipartite iff?</w:t>
+      </w:r>
+      <w:r>
+        <w:t xml:space="preserve"> </w:t>
+      </w:r>
+      <w:r>
+        <w:rPr>
+          <w:b/>
+          <w:bCs/>
+        </w:rPr>
+        <w:t xml:space="preserve">A: no odd-length cycle (2-colorable).</w:t>
+      </w:r>
+    </w:p>
+    <w:p>
+      <w:pPr>
+        <w:pStyle w:val="Compact"/>
+        <w:numPr>
+          <w:ilvl w:val="0"/>
+          <w:numId w:val="1014"/>
+        </w:numPr>
+      </w:pPr>
+      <w:r>
+        <w:t xml:space="preserve">Q: DFS topo order?</w:t>
+      </w:r>
+      <w:r>
+        <w:t xml:space="preserve"> </w:t>
+      </w:r>
+      <w:r>
+        <w:rPr>
+          <w:b/>
+          <w:bCs/>
+        </w:rPr>
+        <w:t xml:space="preserve">A: reverse of finish order.</w:t>
+      </w:r>
+    </w:p>
+    <w:bookmarkEnd w:id="57"/>
+    <w:bookmarkStart w:id="58" w:name="module-10a-pattern-recognition"/>
     <w:p>
       <w:pPr>
         <w:pStyle w:val="Heading2"/>
       </w:pPr>
       <w:r>
-        <w:t xml:space="preserve">Module 10a — Interview Questions (with follow-ups)</w:t>
+        <w:t xml:space="preserve">Module 10a — Pattern Recognition</w:t>
       </w:r>
     </w:p>
     <w:p>
@@ -3254,27 +4999,26 @@
         </w:numPr>
       </w:pPr>
       <w:r>
-        <w:rPr>
-          <w:i/>
-          <w:iCs/>
-        </w:rPr>
-        <w:t xml:space="preserve">Number of islands.</w:t>
-      </w:r>
-      <w:r>
-        <w:t xml:space="preserve"> </w:t>
-      </w:r>
-      <w:r>
-        <w:t xml:space="preserve">FU:</w:t>
-      </w:r>
-      <w:r>
-        <w:t xml:space="preserve"> </w:t>
-      </w:r>
-      <w:r>
-        <w:rPr>
-          <w:i/>
-          <w:iCs/>
-        </w:rPr>
-        <w:t xml:space="preserve">BFS vs DFS; in-place vs visited set.</w:t>
+        <w:t xml:space="preserve">“Shortest path / fewest steps, unweighted (incl. grids/mazes)”</w:t>
+      </w:r>
+      <w:r>
+        <w:t xml:space="preserve"> </w:t>
+      </w:r>
+      <w:r>
+        <w:t xml:space="preserve">→</w:t>
+      </w:r>
+      <w:r>
+        <w:t xml:space="preserve"> </w:t>
+      </w:r>
+      <w:r>
+        <w:rPr>
+          <w:b/>
+          <w:bCs/>
+        </w:rPr>
+        <w:t xml:space="preserve">BFS</w:t>
+      </w:r>
+      <w:r>
+        <w:t xml:space="preserve">.</w:t>
       </w:r>
     </w:p>
     <w:p>
@@ -3286,27 +5030,26 @@
         </w:numPr>
       </w:pPr>
       <w:r>
-        <w:rPr>
-          <w:i/>
-          <w:iCs/>
-        </w:rPr>
-        <w:t xml:space="preserve">Course schedule (can you finish?).</w:t>
-      </w:r>
-      <w:r>
-        <w:t xml:space="preserve"> </w:t>
-      </w:r>
-      <w:r>
-        <w:t xml:space="preserve">FU:</w:t>
-      </w:r>
-      <w:r>
-        <w:t xml:space="preserve"> </w:t>
-      </w:r>
-      <w:r>
-        <w:rPr>
-          <w:i/>
-          <w:iCs/>
-        </w:rPr>
-        <w:t xml:space="preserve">return an order (topo sort).</w:t>
+        <w:t xml:space="preserve">“Explore all / connectivity / cycles / paths”</w:t>
+      </w:r>
+      <w:r>
+        <w:t xml:space="preserve"> </w:t>
+      </w:r>
+      <w:r>
+        <w:t xml:space="preserve">→</w:t>
+      </w:r>
+      <w:r>
+        <w:t xml:space="preserve"> </w:t>
+      </w:r>
+      <w:r>
+        <w:rPr>
+          <w:b/>
+          <w:bCs/>
+        </w:rPr>
+        <w:t xml:space="preserve">DFS</w:t>
+      </w:r>
+      <w:r>
+        <w:t xml:space="preserve">.</w:t>
       </w:r>
     </w:p>
     <w:p>
@@ -3318,27 +5061,26 @@
         </w:numPr>
       </w:pPr>
       <w:r>
-        <w:rPr>
-          <w:i/>
-          <w:iCs/>
-        </w:rPr>
-        <w:t xml:space="preserve">Detect a cycle.</w:t>
-      </w:r>
-      <w:r>
-        <w:t xml:space="preserve"> </w:t>
-      </w:r>
-      <w:r>
-        <w:t xml:space="preserve">FU:</w:t>
-      </w:r>
-      <w:r>
-        <w:t xml:space="preserve"> </w:t>
-      </w:r>
-      <w:r>
-        <w:rPr>
-          <w:i/>
-          <w:iCs/>
-        </w:rPr>
-        <w:t xml:space="preserve">directed vs undirected — how do they differ?</w:t>
+        <w:t xml:space="preserve">“Ordering with dependencies / prerequisites”</w:t>
+      </w:r>
+      <w:r>
+        <w:t xml:space="preserve"> </w:t>
+      </w:r>
+      <w:r>
+        <w:t xml:space="preserve">→</w:t>
+      </w:r>
+      <w:r>
+        <w:t xml:space="preserve"> </w:t>
+      </w:r>
+      <w:r>
+        <w:rPr>
+          <w:b/>
+          <w:bCs/>
+        </w:rPr>
+        <w:t xml:space="preserve">topological sort</w:t>
+      </w:r>
+      <w:r>
+        <w:t xml:space="preserve">.</w:t>
       </w:r>
     </w:p>
     <w:p>
@@ -3350,27 +5092,38 @@
         </w:numPr>
       </w:pPr>
       <w:r>
-        <w:rPr>
-          <w:i/>
-          <w:iCs/>
-        </w:rPr>
-        <w:t xml:space="preserve">Number of connected components.</w:t>
-      </w:r>
-      <w:r>
-        <w:t xml:space="preserve"> </w:t>
-      </w:r>
-      <w:r>
-        <w:t xml:space="preserve">FU:</w:t>
-      </w:r>
-      <w:r>
-        <w:t xml:space="preserve"> </w:t>
-      </w:r>
-      <w:r>
-        <w:rPr>
-          <w:i/>
-          <w:iCs/>
-        </w:rPr>
-        <w:t xml:space="preserve">union-find vs DFS.</w:t>
+        <w:t xml:space="preserve">“Group / connected /</w:t>
+      </w:r>
+      <w:r>
+        <w:t xml:space="preserve"> </w:t>
+      </w:r>
+      <w:r>
+        <w:t xml:space="preserve">‘are these joined?’</w:t>
+      </w:r>
+      <w:r>
+        <w:t xml:space="preserve"> </w:t>
+      </w:r>
+      <w:r>
+        <w:t xml:space="preserve">/ merge sets”</w:t>
+      </w:r>
+      <w:r>
+        <w:t xml:space="preserve"> </w:t>
+      </w:r>
+      <w:r>
+        <w:t xml:space="preserve">→</w:t>
+      </w:r>
+      <w:r>
+        <w:t xml:space="preserve"> </w:t>
+      </w:r>
+      <w:r>
+        <w:rPr>
+          <w:b/>
+          <w:bCs/>
+        </w:rPr>
+        <w:t xml:space="preserve">union-find</w:t>
+      </w:r>
+      <w:r>
+        <w:t xml:space="preserve">.</w:t>
       </w:r>
     </w:p>
     <w:p>
@@ -3382,37 +5135,101 @@
         </w:numPr>
       </w:pPr>
       <w:r>
-        <w:rPr>
-          <w:i/>
-          <w:iCs/>
-        </w:rPr>
-        <w:t xml:space="preserve">Word ladder.</w:t>
-      </w:r>
-      <w:r>
-        <w:t xml:space="preserve"> </w:t>
-      </w:r>
-      <w:r>
-        <w:t xml:space="preserve">FU:</w:t>
-      </w:r>
-      <w:r>
-        <w:t xml:space="preserve"> </w:t>
-      </w:r>
-      <w:r>
-        <w:rPr>
-          <w:i/>
-          <w:iCs/>
-        </w:rPr>
-        <w:t xml:space="preserve">why BFS; build the implicit graph.</w:t>
-      </w:r>
-    </w:p>
-    <w:bookmarkEnd w:id="49"/>
-    <w:bookmarkStart w:id="50" w:name="Xae8ecb9cd526603dfd543f0836f89063307db97"/>
+        <w:t xml:space="preserve">“Count islands / regions in a matrix”</w:t>
+      </w:r>
+      <w:r>
+        <w:t xml:space="preserve"> </w:t>
+      </w:r>
+      <w:r>
+        <w:t xml:space="preserve">→</w:t>
+      </w:r>
+      <w:r>
+        <w:t xml:space="preserve"> </w:t>
+      </w:r>
+      <w:r>
+        <w:rPr>
+          <w:b/>
+          <w:bCs/>
+        </w:rPr>
+        <w:t xml:space="preserve">DFS/BFS flood fill</w:t>
+      </w:r>
+      <w:r>
+        <w:t xml:space="preserve">.</w:t>
+      </w:r>
+    </w:p>
+    <w:p>
+      <w:pPr>
+        <w:pStyle w:val="Compact"/>
+        <w:numPr>
+          <w:ilvl w:val="0"/>
+          <w:numId w:val="1015"/>
+        </w:numPr>
+      </w:pPr>
+      <w:r>
+        <w:t xml:space="preserve">“Split into two teams / no same-color edge”</w:t>
+      </w:r>
+      <w:r>
+        <w:t xml:space="preserve"> </w:t>
+      </w:r>
+      <w:r>
+        <w:t xml:space="preserve">→</w:t>
+      </w:r>
+      <w:r>
+        <w:t xml:space="preserve"> </w:t>
+      </w:r>
+      <w:r>
+        <w:rPr>
+          <w:b/>
+          <w:bCs/>
+        </w:rPr>
+        <w:t xml:space="preserve">bipartite 2-coloring</w:t>
+      </w:r>
+      <w:r>
+        <w:t xml:space="preserve">.</w:t>
+      </w:r>
+    </w:p>
+    <w:p>
+      <w:pPr>
+        <w:pStyle w:val="Compact"/>
+        <w:numPr>
+          <w:ilvl w:val="0"/>
+          <w:numId w:val="1015"/>
+        </w:numPr>
+      </w:pPr>
+      <w:r>
+        <w:t xml:space="preserve">“Does a directed graph have a cycle?”</w:t>
+      </w:r>
+      <w:r>
+        <w:t xml:space="preserve"> </w:t>
+      </w:r>
+      <w:r>
+        <w:t xml:space="preserve">→</w:t>
+      </w:r>
+      <w:r>
+        <w:t xml:space="preserve"> </w:t>
+      </w:r>
+      <w:r>
+        <w:rPr>
+          <w:b/>
+          <w:bCs/>
+        </w:rPr>
+        <w:t xml:space="preserve">DFS colors</w:t>
+      </w:r>
+      <w:r>
+        <w:t xml:space="preserve"> </w:t>
+      </w:r>
+      <w:r>
+        <w:t xml:space="preserve">(or Kahn’s &lt; V).</w:t>
+      </w:r>
+    </w:p>
+    <w:bookmarkEnd w:id="58"/>
+    <w:bookmarkStart w:id="59" w:name="Xb914c1caa6c48638841d4cf65b36277c2d15334"/>
     <w:p>
       <w:pPr>
         <w:pStyle w:val="Heading2"/>
       </w:pPr>
       <w:r>
-        <w:t xml:space="preserve">Module 10a — GATE / SEBI / RBI / ISRO Perspective</w:t>
+        <w:t xml:space="preserve">Module 10a — Interview Questions (with follow-ups)</w:t>
       </w:r>
     </w:p>
     <w:p>
@@ -3425,49 +5242,26 @@
       </w:pPr>
       <w:r>
         <w:rPr>
-          <w:b/>
-          <w:bCs/>
-        </w:rPr>
-        <w:t xml:space="preserve">GATE favourites:</w:t>
-      </w:r>
-      <w:r>
-        <w:t xml:space="preserve"> </w:t>
-      </w:r>
-      <w:r>
-        <w:t xml:space="preserve">BFS/DFS traversal orders &amp; trees,</w:t>
-      </w:r>
-      <w:r>
-        <w:t xml:space="preserve"> </w:t>
-      </w:r>
-      <w:r>
-        <w:rPr>
-          <w:b/>
-          <w:bCs/>
-        </w:rPr>
-        <w:t xml:space="preserve">counting edges/</w:t>
-      </w:r>
-      <w:r>
-        <w:rPr>
-          <w:b/>
-          <w:bCs/>
-        </w:rPr>
-        <w:t xml:space="preserve"> </w:t>
-      </w:r>
-      <w:r>
-        <w:rPr>
-          <w:b/>
-          <w:bCs/>
-        </w:rPr>
-        <w:t xml:space="preserve">degrees</w:t>
-      </w:r>
-      <w:r>
-        <w:t xml:space="preserve">, topological orderings (how many valid?), graph representation space,</w:t>
-      </w:r>
-      <w:r>
-        <w:t xml:space="preserve"> </w:t>
-      </w:r>
-      <w:r>
-        <w:t xml:space="preserve">union-find operations. Very frequently tested.</w:t>
+          <w:i/>
+          <w:iCs/>
+        </w:rPr>
+        <w:t xml:space="preserve">Number of islands.</w:t>
+      </w:r>
+      <w:r>
+        <w:t xml:space="preserve"> </w:t>
+      </w:r>
+      <w:r>
+        <w:t xml:space="preserve">FU:</w:t>
+      </w:r>
+      <w:r>
+        <w:t xml:space="preserve"> </w:t>
+      </w:r>
+      <w:r>
+        <w:rPr>
+          <w:i/>
+          <w:iCs/>
+        </w:rPr>
+        <w:t xml:space="preserve">BFS vs DFS; in-place vs visited set.</w:t>
       </w:r>
     </w:p>
     <w:p>
@@ -3480,6 +5274,199 @@
       </w:pPr>
       <w:r>
         <w:rPr>
+          <w:i/>
+          <w:iCs/>
+        </w:rPr>
+        <w:t xml:space="preserve">Course schedule (can you finish?).</w:t>
+      </w:r>
+      <w:r>
+        <w:t xml:space="preserve"> </w:t>
+      </w:r>
+      <w:r>
+        <w:t xml:space="preserve">FU:</w:t>
+      </w:r>
+      <w:r>
+        <w:t xml:space="preserve"> </w:t>
+      </w:r>
+      <w:r>
+        <w:rPr>
+          <w:i/>
+          <w:iCs/>
+        </w:rPr>
+        <w:t xml:space="preserve">return an order (topo sort).</w:t>
+      </w:r>
+    </w:p>
+    <w:p>
+      <w:pPr>
+        <w:pStyle w:val="Compact"/>
+        <w:numPr>
+          <w:ilvl w:val="0"/>
+          <w:numId w:val="1016"/>
+        </w:numPr>
+      </w:pPr>
+      <w:r>
+        <w:rPr>
+          <w:i/>
+          <w:iCs/>
+        </w:rPr>
+        <w:t xml:space="preserve">Detect a cycle.</w:t>
+      </w:r>
+      <w:r>
+        <w:t xml:space="preserve"> </w:t>
+      </w:r>
+      <w:r>
+        <w:t xml:space="preserve">FU:</w:t>
+      </w:r>
+      <w:r>
+        <w:t xml:space="preserve"> </w:t>
+      </w:r>
+      <w:r>
+        <w:rPr>
+          <w:i/>
+          <w:iCs/>
+        </w:rPr>
+        <w:t xml:space="preserve">directed vs undirected — how do they differ?</w:t>
+      </w:r>
+    </w:p>
+    <w:p>
+      <w:pPr>
+        <w:pStyle w:val="Compact"/>
+        <w:numPr>
+          <w:ilvl w:val="0"/>
+          <w:numId w:val="1016"/>
+        </w:numPr>
+      </w:pPr>
+      <w:r>
+        <w:rPr>
+          <w:i/>
+          <w:iCs/>
+        </w:rPr>
+        <w:t xml:space="preserve">Number of connected components.</w:t>
+      </w:r>
+      <w:r>
+        <w:t xml:space="preserve"> </w:t>
+      </w:r>
+      <w:r>
+        <w:t xml:space="preserve">FU:</w:t>
+      </w:r>
+      <w:r>
+        <w:t xml:space="preserve"> </w:t>
+      </w:r>
+      <w:r>
+        <w:rPr>
+          <w:i/>
+          <w:iCs/>
+        </w:rPr>
+        <w:t xml:space="preserve">union-find vs DFS.</w:t>
+      </w:r>
+    </w:p>
+    <w:p>
+      <w:pPr>
+        <w:pStyle w:val="Compact"/>
+        <w:numPr>
+          <w:ilvl w:val="0"/>
+          <w:numId w:val="1016"/>
+        </w:numPr>
+      </w:pPr>
+      <w:r>
+        <w:rPr>
+          <w:i/>
+          <w:iCs/>
+        </w:rPr>
+        <w:t xml:space="preserve">Word ladder.</w:t>
+      </w:r>
+      <w:r>
+        <w:t xml:space="preserve"> </w:t>
+      </w:r>
+      <w:r>
+        <w:t xml:space="preserve">FU:</w:t>
+      </w:r>
+      <w:r>
+        <w:t xml:space="preserve"> </w:t>
+      </w:r>
+      <w:r>
+        <w:rPr>
+          <w:i/>
+          <w:iCs/>
+        </w:rPr>
+        <w:t xml:space="preserve">why BFS; build the implicit graph.</w:t>
+      </w:r>
+    </w:p>
+    <w:bookmarkEnd w:id="59"/>
+    <w:bookmarkStart w:id="60" w:name="Xae8ecb9cd526603dfd543f0836f89063307db97"/>
+    <w:p>
+      <w:pPr>
+        <w:pStyle w:val="Heading2"/>
+      </w:pPr>
+      <w:r>
+        <w:t xml:space="preserve">Module 10a — GATE / SEBI / RBI / ISRO Perspective</w:t>
+      </w:r>
+    </w:p>
+    <w:p>
+      <w:pPr>
+        <w:pStyle w:val="Compact"/>
+        <w:numPr>
+          <w:ilvl w:val="0"/>
+          <w:numId w:val="1017"/>
+        </w:numPr>
+      </w:pPr>
+      <w:r>
+        <w:rPr>
+          <w:b/>
+          <w:bCs/>
+        </w:rPr>
+        <w:t xml:space="preserve">GATE favourites:</w:t>
+      </w:r>
+      <w:r>
+        <w:t xml:space="preserve"> </w:t>
+      </w:r>
+      <w:r>
+        <w:t xml:space="preserve">BFS/DFS traversal orders &amp; trees,</w:t>
+      </w:r>
+      <w:r>
+        <w:t xml:space="preserve"> </w:t>
+      </w:r>
+      <w:r>
+        <w:rPr>
+          <w:b/>
+          <w:bCs/>
+        </w:rPr>
+        <w:t xml:space="preserve">counting edges/</w:t>
+      </w:r>
+      <w:r>
+        <w:rPr>
+          <w:b/>
+          <w:bCs/>
+        </w:rPr>
+        <w:t xml:space="preserve"> </w:t>
+      </w:r>
+      <w:r>
+        <w:rPr>
+          <w:b/>
+          <w:bCs/>
+        </w:rPr>
+        <w:t xml:space="preserve">degrees</w:t>
+      </w:r>
+      <w:r>
+        <w:t xml:space="preserve">, topological orderings (how many valid?), graph representation space,</w:t>
+      </w:r>
+      <w:r>
+        <w:t xml:space="preserve"> </w:t>
+      </w:r>
+      <w:r>
+        <w:t xml:space="preserve">union-find operations. Very frequently tested.</w:t>
+      </w:r>
+    </w:p>
+    <w:p>
+      <w:pPr>
+        <w:pStyle w:val="Compact"/>
+        <w:numPr>
+          <w:ilvl w:val="0"/>
+          <w:numId w:val="1017"/>
+        </w:numPr>
+      </w:pPr>
+      <w:r>
+        <w:rPr>
           <w:b/>
           <w:bCs/>
         </w:rPr>
@@ -3528,8 +5515,8 @@
         <w:t xml:space="preserve">) and MST (Kruskal, Prim) — with visuals.*</w:t>
       </w:r>
     </w:p>
-    <w:bookmarkEnd w:id="50"/>
-    <w:bookmarkEnd w:id="51"/>
+    <w:bookmarkEnd w:id="60"/>
+    <w:bookmarkEnd w:id="61"/>
     <w:sectPr>
       <w:footnotePr>
         <w:numRestart w:val="eachSect"/>
@@ -3940,6 +5927,9 @@
     <w:abstractNumId w:val="991"/>
   </w:num>
   <w:num w:numId="1010">
+    <w:abstractNumId w:val="991"/>
+  </w:num>
+  <w:num w:numId="1011">
     <w:abstractNumId w:val="99411"/>
     <w:lvlOverride w:ilvl="0">
       <w:startOverride w:val="1"/>
@@ -3969,9 +5959,6 @@
       <w:startOverride w:val="1"/>
     </w:lvlOverride>
   </w:num>
-  <w:num w:numId="1011">
-    <w:abstractNumId w:val="991"/>
-  </w:num>
   <w:num w:numId="1012">
     <w:abstractNumId w:val="991"/>
   </w:num>
@@ -3982,6 +5969,9 @@
     <w:abstractNumId w:val="991"/>
   </w:num>
   <w:num w:numId="1015">
+    <w:abstractNumId w:val="991"/>
+  </w:num>
+  <w:num w:numId="1016">
     <w:abstractNumId w:val="99411"/>
     <w:lvlOverride w:ilvl="0">
       <w:startOverride w:val="1"/>
@@ -4011,7 +6001,7 @@
       <w:startOverride w:val="1"/>
     </w:lvlOverride>
   </w:num>
-  <w:num w:numId="1016">
+  <w:num w:numId="1017">
     <w:abstractNumId w:val="991"/>
   </w:num>
 </w:numbering>

--- a/SITP/DSA-Notes/M10a_Graphs_Traversal_Topo.docx
+++ b/SITP/DSA-Notes/M10a_Graphs_Traversal_Topo.docx
@@ -6543,24 +6543,34 @@
   <w:style w:default="1" w:styleId="Table" w:type="table">
     <w:name w:val="Table"/>
     <w:basedOn w:val="TableNormal"/>
-    <w:semiHidden/>
-    <w:unhideWhenUsed/>
     <w:qFormat/>
     <w:tblPr>
       <w:tblInd w:type="dxa" w:w="0"/>
+      <w:tblBorders>
+        <w:top w:color="808080" w:space="0" w:sz="4" w:val="single"/>
+        <w:left w:color="808080" w:space="0" w:sz="4" w:val="single"/>
+        <w:bottom w:color="808080" w:space="0" w:sz="4" w:val="single"/>
+        <w:right w:color="808080" w:space="0" w:sz="4" w:val="single"/>
+        <w:insideH w:color="BFBFBF" w:space="0" w:sz="4" w:val="single"/>
+        <w:insideV w:color="BFBFBF" w:space="0" w:sz="4" w:val="single"/>
+      </w:tblBorders>
       <w:tblCellMar>
-        <w:top w:type="dxa" w:w="0"/>
+        <w:top w:type="dxa" w:w="40"/>
         <w:left w:type="dxa" w:w="108"/>
-        <w:bottom w:type="dxa" w:w="0"/>
+        <w:bottom w:type="dxa" w:w="40"/>
         <w:right w:type="dxa" w:w="108"/>
       </w:tblCellMar>
     </w:tblPr>
     <w:tblStylePr w:type="firstRow">
+      <w:rPr>
+        <w:b/>
+      </w:rPr>
       <w:tcPr>
+        <w:shd w:color="auto" w:fill="DDEBF7" w:val="clear"/>
         <w:tcBorders>
-          <w:bottom w:val="single"/>
+          <w:bottom w:color="1F4E78" w:space="0" w:sz="8" w:val="single"/>
         </w:tcBorders>
-        <w:vAlign w:val="bottom"/>
+        <w:vAlign w:val="center"/>
       </w:tcPr>
     </w:tblStylePr>
   </w:style>
